--- a/templates/level1.docx
+++ b/templates/level1.docx
@@ -19,25 +19,7 @@
           <w:sz w:val="36"/>
           <w:szCs w:val="36"/>
         </w:rPr>
-        <w:t>{</w:t>
-      </w:r>
-      <w:proofErr w:type="spellStart"/>
-      <w:r>
-        <w:rPr>
-          <w:b/>
-          <w:sz w:val="36"/>
-          <w:szCs w:val="36"/>
-        </w:rPr>
-        <w:t>ClientName</w:t>
-      </w:r>
-      <w:proofErr w:type="spellEnd"/>
-      <w:r>
-        <w:rPr>
-          <w:b/>
-          <w:sz w:val="36"/>
-          <w:szCs w:val="36"/>
-        </w:rPr>
-        <w:t>}</w:t>
+        <w:t>{ClientName}</w:t>
       </w:r>
     </w:p>
     <w:p>
@@ -386,7 +368,7 @@
                                         </pic:cNvPicPr>
                                       </pic:nvPicPr>
                                       <pic:blipFill>
-                                        <a:blip r:embed="rId13">
+                                        <a:blip r:embed="rId12">
                                           <a:extLst>
                                             <a:ext uri="{28A0092B-C50C-407E-A947-70E740481C1C}">
                                               <a14:useLocalDpi xmlns:a14="http://schemas.microsoft.com/office/drawing/2010/main" val="0"/>
@@ -582,18 +564,8 @@
           <w:szCs w:val="22"/>
           <w:lang w:eastAsia="zh-CN"/>
         </w:rPr>
-        <w:t>{</w:t>
-      </w:r>
-      <w:proofErr w:type="spellStart"/>
-      <w:r>
-        <w:rPr>
-          <w:sz w:val="22"/>
-          <w:szCs w:val="22"/>
-          <w:lang w:eastAsia="zh-CN"/>
-        </w:rPr>
-        <w:t>DateDocument</w:t>
-      </w:r>
-      <w:proofErr w:type="spellEnd"/>
+        <w:t>{DateDocument</w:t>
+      </w:r>
       <w:r>
         <w:rPr>
           <w:rFonts w:hint="eastAsia"/>
@@ -713,7 +685,7 @@
         </w:rPr>
         <w:t xml:space="preserve">: </w:t>
       </w:r>
-      <w:hyperlink r:id="rId14" w:history="1">
+      <w:hyperlink r:id="rId13" w:history="1">
         <w:r>
           <w:rPr>
             <w:rStyle w:val="Hyperlink"/>
@@ -1834,11 +1806,9 @@
         <w:kinsoku w:val="0"/>
         <w:spacing w:line="360" w:lineRule="exact"/>
       </w:pPr>
-      <w:proofErr w:type="spellStart"/>
       <w:r>
         <w:t>ekWh</w:t>
       </w:r>
-      <w:proofErr w:type="spellEnd"/>
       <w:r>
         <w:tab/>
       </w:r>
@@ -1917,13 +1887,8 @@
       <w:r>
         <w:tab/>
       </w:r>
-      <w:proofErr w:type="gramStart"/>
-      <w:r>
-        <w:t>Horse Power</w:t>
-      </w:r>
-      <w:proofErr w:type="gramEnd"/>
-      <w:r>
-        <w:t xml:space="preserve"> </w:t>
+      <w:r>
+        <w:t xml:space="preserve">Horse Power </w:t>
       </w:r>
     </w:p>
     <w:p>
@@ -2060,7 +2025,6 @@
         <w:kinsoku w:val="0"/>
         <w:spacing w:line="360" w:lineRule="exact"/>
       </w:pPr>
-      <w:proofErr w:type="gramStart"/>
       <w:r>
         <w:t>kWh</w:t>
       </w:r>
@@ -2068,11 +2032,7 @@
         <w:tab/>
       </w:r>
       <w:r>
-        <w:t>Kilo</w:t>
-      </w:r>
-      <w:proofErr w:type="gramEnd"/>
-      <w:r>
-        <w:t xml:space="preserve"> Watt hours, a Measure of Electricity Usage </w:t>
+        <w:t xml:space="preserve">Kilo Watt hours, a Measure of Electricity Usage </w:t>
       </w:r>
     </w:p>
     <w:p>
@@ -2156,13 +2116,8 @@
         <w:spacing w:line="360" w:lineRule="exact"/>
       </w:pPr>
       <w:r>
-        <w:t xml:space="preserve">MMBtu / </w:t>
-      </w:r>
-      <w:proofErr w:type="spellStart"/>
-      <w:r>
-        <w:t>hr</w:t>
-      </w:r>
-      <w:proofErr w:type="spellEnd"/>
+        <w:t>MMBtu / hr</w:t>
+      </w:r>
       <w:r>
         <w:tab/>
       </w:r>
@@ -2401,21 +2356,13 @@
       </w:r>
       <w:r>
         <w:rPr>
-          <w:sz w:val="22"/>
-          <w:szCs w:val="22"/>
-          <w:lang w:eastAsia="zh-CN"/>
-        </w:rPr>
-        <w:t>{</w:t>
-      </w:r>
-      <w:r>
-        <w:rPr>
           <w:b/>
           <w:bCs/>
           <w:sz w:val="22"/>
           <w:szCs w:val="22"/>
           <w:lang w:eastAsia="zh-CN"/>
         </w:rPr>
-        <w:t>Property</w:t>
+        <w:t>{Property</w:t>
       </w:r>
       <w:r>
         <w:rPr>
@@ -2436,31 +2383,14 @@
           <w:szCs w:val="22"/>
           <w:lang w:eastAsia="zh-CN"/>
         </w:rPr>
-        <w:t>Address1</w:t>
+        <w:t>Address1}</w:t>
       </w:r>
       <w:r>
         <w:rPr>
           <w:sz w:val="22"/>
           <w:szCs w:val="22"/>
-          <w:lang w:eastAsia="zh-CN"/>
-        </w:rPr>
-        <w:t>}</w:t>
-      </w:r>
-      <w:r>
-        <w:rPr>
-          <w:sz w:val="22"/>
-          <w:szCs w:val="22"/>
         </w:rPr>
         <w:t xml:space="preserve">, </w:t>
-      </w:r>
-      <w:r>
-        <w:rPr>
-          <w:rFonts w:hint="eastAsia"/>
-          <w:sz w:val="22"/>
-          <w:szCs w:val="22"/>
-          <w:lang w:eastAsia="zh-CN"/>
-        </w:rPr>
-        <w:t>{</w:t>
       </w:r>
       <w:r>
         <w:rPr>
@@ -2471,32 +2401,14 @@
           <w:szCs w:val="22"/>
           <w:lang w:eastAsia="zh-CN"/>
         </w:rPr>
-        <w:t>District</w:t>
-      </w:r>
-      <w:r>
-        <w:rPr>
-          <w:rFonts w:hint="eastAsia"/>
+        <w:t>{District}</w:t>
+      </w:r>
+      <w:r>
+        <w:rPr>
           <w:sz w:val="22"/>
           <w:szCs w:val="22"/>
-          <w:lang w:eastAsia="zh-CN"/>
-        </w:rPr>
-        <w:t>}</w:t>
-      </w:r>
-      <w:r>
-        <w:rPr>
-          <w:sz w:val="22"/>
-          <w:szCs w:val="22"/>
         </w:rPr>
         <w:t xml:space="preserve">, in </w:t>
-      </w:r>
-      <w:r>
-        <w:rPr>
-          <w:rFonts w:hint="eastAsia"/>
-          <w:sz w:val="22"/>
-          <w:szCs w:val="22"/>
-          <w:lang w:eastAsia="zh-CN"/>
-        </w:rPr>
-        <w:t>{</w:t>
       </w:r>
       <w:r>
         <w:rPr>
@@ -2507,32 +2419,14 @@
           <w:szCs w:val="22"/>
           <w:lang w:eastAsia="zh-CN"/>
         </w:rPr>
-        <w:t>City</w:t>
-      </w:r>
-      <w:r>
-        <w:rPr>
-          <w:rFonts w:hint="eastAsia"/>
+        <w:t>{City}</w:t>
+      </w:r>
+      <w:r>
+        <w:rPr>
           <w:sz w:val="22"/>
           <w:szCs w:val="22"/>
-          <w:lang w:eastAsia="zh-CN"/>
-        </w:rPr>
-        <w:t>}</w:t>
-      </w:r>
-      <w:r>
-        <w:rPr>
-          <w:sz w:val="22"/>
-          <w:szCs w:val="22"/>
         </w:rPr>
         <w:t xml:space="preserve">, </w:t>
-      </w:r>
-      <w:r>
-        <w:rPr>
-          <w:rFonts w:hint="eastAsia"/>
-          <w:sz w:val="22"/>
-          <w:szCs w:val="22"/>
-          <w:lang w:eastAsia="zh-CN"/>
-        </w:rPr>
-        <w:t>{</w:t>
       </w:r>
       <w:r>
         <w:rPr>
@@ -2543,32 +2437,16 @@
           <w:szCs w:val="22"/>
           <w:lang w:eastAsia="zh-CN"/>
         </w:rPr>
-        <w:t>Province</w:t>
-      </w:r>
-      <w:r>
-        <w:rPr>
-          <w:rFonts w:hint="eastAsia"/>
+        <w:t>{Province}</w:t>
+      </w:r>
+      <w:r>
+        <w:rPr>
           <w:sz w:val="22"/>
           <w:szCs w:val="22"/>
-          <w:lang w:eastAsia="zh-CN"/>
-        </w:rPr>
-        <w:t>}</w:t>
-      </w:r>
-      <w:r>
-        <w:rPr>
-          <w:sz w:val="22"/>
-          <w:szCs w:val="22"/>
         </w:rPr>
         <w:t xml:space="preserve">. The structure is a </w:t>
       </w:r>
       <w:bookmarkStart w:id="12" w:name="_Hlk214545145"/>
-      <w:r>
-        <w:rPr>
-          <w:sz w:val="22"/>
-          <w:szCs w:val="22"/>
-        </w:rPr>
-        <w:t>{</w:t>
-      </w:r>
       <w:r>
         <w:rPr>
           <w:b/>
@@ -2576,7 +2454,7 @@
           <w:sz w:val="22"/>
           <w:szCs w:val="22"/>
         </w:rPr>
-        <w:t>Number</w:t>
+        <w:t>{Number</w:t>
       </w:r>
       <w:r>
         <w:rPr>
@@ -2616,45 +2494,15 @@
           <w:sz w:val="22"/>
           <w:szCs w:val="22"/>
         </w:rPr>
-        <w:t>Floors</w:t>
-      </w:r>
+        <w:t>Floors}</w:t>
+      </w:r>
+      <w:bookmarkEnd w:id="12"/>
       <w:r>
         <w:rPr>
           <w:sz w:val="22"/>
           <w:szCs w:val="22"/>
         </w:rPr>
-        <w:t>}</w:t>
-      </w:r>
-      <w:bookmarkEnd w:id="12"/>
-      <w:r>
-        <w:rPr>
-          <w:sz w:val="22"/>
-          <w:szCs w:val="22"/>
-        </w:rPr>
-        <w:t>-</w:t>
-      </w:r>
-      <w:proofErr w:type="spellStart"/>
-      <w:r>
-        <w:rPr>
-          <w:sz w:val="22"/>
-          <w:szCs w:val="22"/>
-        </w:rPr>
-        <w:t>storey</w:t>
-      </w:r>
-      <w:proofErr w:type="spellEnd"/>
-      <w:r>
-        <w:rPr>
-          <w:sz w:val="22"/>
-          <w:szCs w:val="22"/>
-        </w:rPr>
-        <w:t xml:space="preserve"> condominium comprising </w:t>
-      </w:r>
-      <w:r>
-        <w:rPr>
-          <w:sz w:val="22"/>
-          <w:szCs w:val="22"/>
-        </w:rPr>
-        <w:t>{</w:t>
+        <w:t xml:space="preserve">-storey condominium comprising </w:t>
       </w:r>
       <w:r>
         <w:rPr>
@@ -2663,7 +2511,7 @@
           <w:sz w:val="22"/>
           <w:szCs w:val="22"/>
         </w:rPr>
-        <w:t>Number</w:t>
+        <w:t>{Number</w:t>
       </w:r>
       <w:r>
         <w:rPr>
@@ -2703,35 +2551,21 @@
           <w:sz w:val="22"/>
           <w:szCs w:val="22"/>
         </w:rPr>
-        <w:t>Suites</w:t>
+        <w:t>Suites}</w:t>
       </w:r>
       <w:r>
         <w:rPr>
           <w:sz w:val="22"/>
           <w:szCs w:val="22"/>
         </w:rPr>
-        <w:t>}</w:t>
+        <w:t xml:space="preserve"> </w:t>
       </w:r>
       <w:r>
         <w:rPr>
           <w:sz w:val="22"/>
           <w:szCs w:val="22"/>
         </w:rPr>
-        <w:t xml:space="preserve"> </w:t>
-      </w:r>
-      <w:r>
-        <w:rPr>
-          <w:sz w:val="22"/>
-          <w:szCs w:val="22"/>
-        </w:rPr>
         <w:t xml:space="preserve">residential units constructed in </w:t>
-      </w:r>
-      <w:r>
-        <w:rPr>
-          <w:sz w:val="22"/>
-          <w:szCs w:val="22"/>
-        </w:rPr>
-        <w:t>{</w:t>
       </w:r>
       <w:r>
         <w:rPr>
@@ -2740,7 +2574,7 @@
           <w:sz w:val="22"/>
           <w:szCs w:val="22"/>
         </w:rPr>
-        <w:t>Date</w:t>
+        <w:t>{Date</w:t>
       </w:r>
       <w:r>
         <w:rPr>
@@ -2760,14 +2594,7 @@
           <w:sz w:val="22"/>
           <w:szCs w:val="22"/>
         </w:rPr>
-        <w:t>Constructed</w:t>
-      </w:r>
-      <w:r>
-        <w:rPr>
-          <w:sz w:val="22"/>
-          <w:szCs w:val="22"/>
-        </w:rPr>
-        <w:t>}</w:t>
+        <w:t>Constructed}</w:t>
       </w:r>
       <w:r>
         <w:rPr>
@@ -3035,9 +2862,9 @@
         <w:tblLook w:val="04A0" w:firstRow="1" w:lastRow="0" w:firstColumn="1" w:lastColumn="0" w:noHBand="0" w:noVBand="1"/>
       </w:tblPr>
       <w:tblGrid>
+        <w:gridCol w:w="999"/>
         <w:gridCol w:w="3433"/>
-        <w:gridCol w:w="3286"/>
-        <w:gridCol w:w="3351"/>
+        <w:gridCol w:w="5638"/>
       </w:tblGrid>
       <w:tr>
         <w:trPr>
@@ -3047,11 +2874,12 @@
         <w:tc>
           <w:tcPr>
             <w:cnfStyle w:val="001000000000" w:firstRow="0" w:lastRow="0" w:firstColumn="1" w:lastColumn="0" w:oddVBand="0" w:evenVBand="0" w:oddHBand="0" w:evenHBand="0" w:firstRowFirstColumn="0" w:firstRowLastColumn="0" w:lastRowFirstColumn="0" w:lastRowLastColumn="0"/>
-            <w:tcW w:w="1642" w:type="pct"/>
+            <w:tcW w:w="496" w:type="pct"/>
           </w:tcPr>
           <w:p>
             <w:pPr>
               <w:pStyle w:val="ContentA"/>
+              <w:jc w:val="center"/>
               <w:rPr>
                 <w:lang w:eastAsia="zh-CN"/>
               </w:rPr>
@@ -3066,17 +2894,14 @@
         </w:tc>
         <w:tc>
           <w:tcPr>
-            <w:tcW w:w="1663" w:type="pct"/>
-            <w:vAlign w:val="center"/>
-            <w:hideMark/>
+            <w:tcW w:w="1261" w:type="pct"/>
           </w:tcPr>
           <w:p>
             <w:pPr>
               <w:pStyle w:val="ContentA"/>
+              <w:jc w:val="center"/>
               <w:cnfStyle w:val="100000000000" w:firstRow="1" w:lastRow="0" w:firstColumn="0" w:lastColumn="0" w:oddVBand="0" w:evenVBand="0" w:oddHBand="0" w:evenHBand="0" w:firstRowFirstColumn="0" w:firstRowLastColumn="0" w:lastRowFirstColumn="0" w:lastRowLastColumn="0"/>
               <w:rPr>
-                <w:b w:val="0"/>
-                <w:bCs w:val="0"/>
                 <w:lang w:eastAsia="zh-CN"/>
               </w:rPr>
             </w:pPr>
@@ -3090,13 +2915,14 @@
         </w:tc>
         <w:tc>
           <w:tcPr>
-            <w:tcW w:w="1695" w:type="pct"/>
+            <w:tcW w:w="3243" w:type="pct"/>
             <w:vAlign w:val="center"/>
             <w:hideMark/>
           </w:tcPr>
           <w:p>
             <w:pPr>
               <w:pStyle w:val="ContentA"/>
+              <w:jc w:val="center"/>
               <w:cnfStyle w:val="100000000000" w:firstRow="1" w:lastRow="0" w:firstColumn="0" w:lastColumn="0" w:oddVBand="0" w:evenVBand="0" w:oddHBand="0" w:evenHBand="0" w:firstRowFirstColumn="0" w:firstRowLastColumn="0" w:lastRowFirstColumn="0" w:lastRowLastColumn="0"/>
               <w:rPr>
                 <w:b w:val="0"/>
@@ -3115,12 +2941,12 @@
       </w:tr>
       <w:tr>
         <w:trPr>
-          <w:trHeight w:val="1200"/>
+          <w:trHeight w:val="546"/>
         </w:trPr>
         <w:tc>
           <w:tcPr>
             <w:cnfStyle w:val="001000000000" w:firstRow="0" w:lastRow="0" w:firstColumn="1" w:lastColumn="0" w:oddVBand="0" w:evenVBand="0" w:oddHBand="0" w:evenHBand="0" w:firstRowFirstColumn="0" w:firstRowLastColumn="0" w:lastRowFirstColumn="0" w:lastRowLastColumn="0"/>
-            <w:tcW w:w="1642" w:type="pct"/>
+            <w:tcW w:w="496" w:type="pct"/>
           </w:tcPr>
           <w:p>
             <w:pPr>
@@ -3129,8 +2955,26 @@
                 <w:lang w:eastAsia="zh-CN"/>
               </w:rPr>
             </w:pPr>
+          </w:p>
+        </w:tc>
+        <w:tc>
+          <w:tcPr>
+            <w:tcW w:w="1261" w:type="pct"/>
+          </w:tcPr>
+          <w:p>
+            <w:pPr>
+              <w:pStyle w:val="ContentA"/>
+              <w:cnfStyle w:val="000000000000" w:firstRow="0" w:lastRow="0" w:firstColumn="0" w:lastColumn="0" w:oddVBand="0" w:evenVBand="0" w:oddHBand="0" w:evenHBand="0" w:firstRowFirstColumn="0" w:firstRowLastColumn="0" w:lastRowFirstColumn="0" w:lastRowLastColumn="0"/>
+              <w:rPr>
+                <w:b/>
+                <w:bCs/>
+                <w:lang w:eastAsia="zh-CN"/>
+              </w:rPr>
+            </w:pPr>
             <w:r>
               <w:rPr>
+                <w:b/>
+                <w:bCs/>
                 <w:lang w:eastAsia="zh-CN"/>
               </w:rPr>
               <w:t>{MEASURE_SUMMARY_ROW}</w:t>
@@ -3139,22 +2983,7 @@
         </w:tc>
         <w:tc>
           <w:tcPr>
-            <w:tcW w:w="1663" w:type="pct"/>
-          </w:tcPr>
-          <w:p>
-            <w:pPr>
-              <w:pStyle w:val="ContentA"/>
-              <w:cnfStyle w:val="000000000000" w:firstRow="0" w:lastRow="0" w:firstColumn="0" w:lastColumn="0" w:oddVBand="0" w:evenVBand="0" w:oddHBand="0" w:evenHBand="0" w:firstRowFirstColumn="0" w:firstRowLastColumn="0" w:lastRowFirstColumn="0" w:lastRowLastColumn="0"/>
-              <w:rPr>
-                <w:rFonts w:eastAsiaTheme="minorEastAsia" w:hint="eastAsia"/>
-                <w:lang w:eastAsia="zh-CN"/>
-              </w:rPr>
-            </w:pPr>
-          </w:p>
-        </w:tc>
-        <w:tc>
-          <w:tcPr>
-            <w:tcW w:w="1695" w:type="pct"/>
+            <w:tcW w:w="3243" w:type="pct"/>
           </w:tcPr>
           <w:p>
             <w:pPr>
@@ -3181,6 +3010,8 @@
       <w:pPr>
         <w:rPr>
           <w:rFonts w:ascii="Arial" w:hAnsi="Arial" w:cs="Arial"/>
+          <w:b/>
+          <w:bCs/>
           <w:sz w:val="22"/>
           <w:szCs w:val="22"/>
         </w:rPr>
@@ -3251,14 +3082,11 @@
         <w:t xml:space="preserve">was performed at </w:t>
       </w:r>
       <w:r>
-        <w:t>{</w:t>
-      </w:r>
-      <w:r>
         <w:rPr>
           <w:b/>
           <w:bCs/>
         </w:rPr>
-        <w:t>Property</w:t>
+        <w:t>{Property</w:t>
       </w:r>
       <w:r>
         <w:rPr>
@@ -3274,30 +3102,30 @@
           <w:b/>
           <w:bCs/>
         </w:rPr>
-        <w:t>Address1</w:t>
-      </w:r>
-      <w:r>
-        <w:t>}, {</w:t>
+        <w:t>Address1}</w:t>
+      </w:r>
+      <w:r>
+        <w:t xml:space="preserve">, </w:t>
       </w:r>
       <w:r>
         <w:rPr>
           <w:b/>
           <w:bCs/>
         </w:rPr>
-        <w:t>District</w:t>
-      </w:r>
-      <w:r>
-        <w:t>}, in {</w:t>
+        <w:t>{District}</w:t>
+      </w:r>
+      <w:r>
+        <w:t xml:space="preserve">, in </w:t>
       </w:r>
       <w:r>
         <w:rPr>
           <w:b/>
           <w:bCs/>
         </w:rPr>
-        <w:t>City</w:t>
-      </w:r>
-      <w:r>
-        <w:t>},</w:t>
+        <w:t>{City}</w:t>
+      </w:r>
+      <w:r>
+        <w:t>,</w:t>
       </w:r>
       <w:r>
         <w:rPr>
@@ -3307,30 +3135,21 @@
         <w:t xml:space="preserve"> </w:t>
       </w:r>
       <w:r>
-        <w:t>{</w:t>
-      </w:r>
-      <w:r>
         <w:rPr>
           <w:b/>
           <w:bCs/>
         </w:rPr>
-        <w:t>Province</w:t>
-      </w:r>
-      <w:r>
-        <w:t>}</w:t>
+        <w:t>{Province}</w:t>
       </w:r>
       <w:r>
         <w:t xml:space="preserve">. a </w:t>
-      </w:r>
-      <w:r>
-        <w:t>{</w:t>
       </w:r>
       <w:r>
         <w:rPr>
           <w:b/>
           <w:bCs/>
         </w:rPr>
-        <w:t>Number</w:t>
+        <w:t>{Number</w:t>
       </w:r>
       <w:r>
         <w:rPr>
@@ -3362,10 +3181,7 @@
           <w:b/>
           <w:bCs/>
         </w:rPr>
-        <w:t>Floors</w:t>
-      </w:r>
-      <w:r>
-        <w:t>}</w:t>
+        <w:t>Floors}</w:t>
       </w:r>
       <w:r>
         <w:t>-storey condominium</w:t>
@@ -3381,14 +3197,11 @@
         <w:t xml:space="preserve">constructed in </w:t>
       </w:r>
       <w:r>
-        <w:t>{</w:t>
-      </w:r>
-      <w:r>
         <w:rPr>
           <w:b/>
           <w:bCs/>
         </w:rPr>
-        <w:t>Date</w:t>
+        <w:t>{Date</w:t>
       </w:r>
       <w:r>
         <w:rPr>
@@ -3404,10 +3217,7 @@
           <w:b/>
           <w:bCs/>
         </w:rPr>
-        <w:t>Constructed</w:t>
-      </w:r>
-      <w:r>
-        <w:t>}</w:t>
+        <w:t>Constructed}</w:t>
       </w:r>
       <w:r>
         <w:t xml:space="preserve">. The architectural condition </w:t>
@@ -3417,12 +3227,6 @@
       </w:r>
       <w:r>
         <w:t xml:space="preserve"> the building is </w:t>
-      </w:r>
-      <w:r>
-        <w:rPr>
-          <w:lang w:eastAsia="zh-CN"/>
-        </w:rPr>
-        <w:t>{</w:t>
       </w:r>
       <w:r>
         <w:rPr>
@@ -3430,7 +3234,7 @@
           <w:bCs/>
           <w:lang w:eastAsia="zh-CN"/>
         </w:rPr>
-        <w:t>Architectural</w:t>
+        <w:t>{Architectural</w:t>
       </w:r>
       <w:r>
         <w:rPr>
@@ -3447,22 +3251,10 @@
           <w:bCs/>
           <w:lang w:eastAsia="zh-CN"/>
         </w:rPr>
-        <w:t>Condition</w:t>
-      </w:r>
-      <w:r>
-        <w:rPr>
-          <w:lang w:eastAsia="zh-CN"/>
-        </w:rPr>
-        <w:t>}</w:t>
+        <w:t>Condition}</w:t>
       </w:r>
       <w:r>
         <w:t xml:space="preserve">. It has a mixture of </w:t>
-      </w:r>
-      <w:r>
-        <w:rPr>
-          <w:lang w:eastAsia="zh-CN"/>
-        </w:rPr>
-        <w:t>{</w:t>
       </w:r>
       <w:r>
         <w:rPr>
@@ -3470,7 +3262,7 @@
           <w:bCs/>
           <w:lang w:eastAsia="zh-CN"/>
         </w:rPr>
-        <w:t>Suite</w:t>
+        <w:t>{Suite</w:t>
       </w:r>
       <w:r>
         <w:rPr>
@@ -3487,22 +3279,10 @@
           <w:bCs/>
           <w:lang w:eastAsia="zh-CN"/>
         </w:rPr>
-        <w:t>Types</w:t>
-      </w:r>
-      <w:r>
-        <w:rPr>
-          <w:lang w:eastAsia="zh-CN"/>
-        </w:rPr>
-        <w:t>}</w:t>
+        <w:t>Types}</w:t>
       </w:r>
       <w:r>
         <w:t xml:space="preserve"> suites for a total of </w:t>
-      </w:r>
-      <w:r>
-        <w:rPr>
-          <w:lang w:eastAsia="zh-CN"/>
-        </w:rPr>
-        <w:t>{</w:t>
       </w:r>
       <w:r>
         <w:rPr>
@@ -3510,7 +3290,7 @@
           <w:bCs/>
           <w:lang w:eastAsia="zh-CN"/>
         </w:rPr>
-        <w:t>Number</w:t>
+        <w:t>{Number</w:t>
       </w:r>
       <w:r>
         <w:rPr>
@@ -3544,17 +3324,13 @@
           <w:bCs/>
           <w:lang w:eastAsia="zh-CN"/>
         </w:rPr>
-        <w:t>Suites</w:t>
-      </w:r>
-      <w:r>
-        <w:rPr>
-          <w:lang w:eastAsia="zh-CN"/>
-        </w:rPr>
-        <w:t>}</w:t>
+        <w:t>Suites}</w:t>
       </w:r>
       <w:r>
         <w:rPr>
           <w:rFonts w:hint="eastAsia"/>
+          <w:b/>
+          <w:bCs/>
           <w:lang w:eastAsia="zh-CN"/>
         </w:rPr>
         <w:t xml:space="preserve"> </w:t>
@@ -3816,7 +3592,7 @@
                                         </pic:cNvPicPr>
                                       </pic:nvPicPr>
                                       <pic:blipFill>
-                                        <a:blip r:embed="rId13">
+                                        <a:blip r:embed="rId12">
                                           <a:extLst>
                                             <a:ext uri="{28A0092B-C50C-407E-A947-70E740481C1C}">
                                               <a14:useLocalDpi xmlns:a14="http://schemas.microsoft.com/office/drawing/2010/main" val="0"/>
@@ -4091,11 +3867,7 @@
           </mc:Choice>
           <mc:Fallback>
             <w:pict>
-              <v:shapetype w14:anchorId="613D30E7" id="_x0000_t202" coordsize="21600,21600" o:spt="202" path="m,l,21600r21600,l21600,xe">
-                <v:stroke joinstyle="miter"/>
-                <v:path gradientshapeok="t" o:connecttype="rect"/>
-              </v:shapetype>
-              <v:shape id="_x0000_s1029" type="#_x0000_t202" style="position:absolute;left:0;text-align:left;margin-left:363.95pt;margin-top:4.8pt;width:141.7pt;height:141.7pt;z-index:251685376;visibility:visible;mso-wrap-style:square;mso-width-percent:0;mso-height-percent:0;mso-wrap-distance-left:9pt;mso-wrap-distance-top:3.6pt;mso-wrap-distance-right:9pt;mso-wrap-distance-bottom:3.6pt;mso-position-horizontal:absolute;mso-position-horizontal-relative:margin;mso-position-vertical:absolute;mso-position-vertical-relative:margin;mso-width-percent:0;mso-height-percent:0;mso-width-relative:margin;mso-height-relative:margin;v-text-anchor:top" o:gfxdata="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" stroked="f">
+              <v:shape w14:anchorId="613D30E7" id="_x0000_s1029" type="#_x0000_t202" style="position:absolute;left:0;text-align:left;margin-left:363.95pt;margin-top:4.8pt;width:141.7pt;height:141.7pt;z-index:251685376;visibility:visible;mso-wrap-style:square;mso-width-percent:0;mso-height-percent:0;mso-wrap-distance-left:9pt;mso-wrap-distance-top:3.6pt;mso-wrap-distance-right:9pt;mso-wrap-distance-bottom:3.6pt;mso-position-horizontal:absolute;mso-position-horizontal-relative:margin;mso-position-vertical:absolute;mso-position-vertical-relative:margin;mso-width-percent:0;mso-height-percent:0;mso-width-relative:margin;mso-height-relative:margin;v-text-anchor:top" o:gfxdata="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" stroked="f">
                 <v:textbox>
                   <w:txbxContent>
                     <w:sdt>
@@ -4131,7 +3903,7 @@
                                         </pic:cNvPicPr>
                                       </pic:nvPicPr>
                                       <pic:blipFill>
-                                        <a:blip r:embed="rId13">
+                                        <a:blip r:embed="rId12">
                                           <a:extLst>
                                             <a:ext uri="{28A0092B-C50C-407E-A947-70E740481C1C}">
                                               <a14:useLocalDpi xmlns:a14="http://schemas.microsoft.com/office/drawing/2010/main" val="0"/>
@@ -4484,7 +4256,7 @@
                                         </pic:cNvPicPr>
                                       </pic:nvPicPr>
                                       <pic:blipFill>
-                                        <a:blip r:embed="rId13">
+                                        <a:blip r:embed="rId12">
                                           <a:extLst>
                                             <a:ext uri="{28A0092B-C50C-407E-A947-70E740481C1C}">
                                               <a14:useLocalDpi xmlns:a14="http://schemas.microsoft.com/office/drawing/2010/main" val="0"/>
@@ -4828,7 +4600,7 @@
                                         </pic:cNvPicPr>
                                       </pic:nvPicPr>
                                       <pic:blipFill>
-                                        <a:blip r:embed="rId13">
+                                        <a:blip r:embed="rId12">
                                           <a:extLst>
                                             <a:ext uri="{28A0092B-C50C-407E-A947-70E740481C1C}">
                                               <a14:useLocalDpi xmlns:a14="http://schemas.microsoft.com/office/drawing/2010/main" val="0"/>
@@ -4996,6 +4768,214 @@
           <w:lang w:eastAsia="zh-CN"/>
         </w:rPr>
       </w:pPr>
+      <w:r>
+        <w:rPr>
+          <w:noProof/>
+          <w:sz w:val="22"/>
+          <w:szCs w:val="22"/>
+        </w:rPr>
+        <mc:AlternateContent>
+          <mc:Choice Requires="wps">
+            <w:drawing>
+              <wp:anchor distT="45720" distB="45720" distL="114300" distR="114300" simplePos="0" relativeHeight="251689472" behindDoc="0" locked="0" layoutInCell="1" allowOverlap="1" wp14:anchorId="19814E53" wp14:editId="0B553342">
+                <wp:simplePos x="0" y="0"/>
+                <wp:positionH relativeFrom="margin">
+                  <wp:posOffset>4572000</wp:posOffset>
+                </wp:positionH>
+                <wp:positionV relativeFrom="paragraph">
+                  <wp:posOffset>4472305</wp:posOffset>
+                </wp:positionV>
+                <wp:extent cx="1799590" cy="1799590"/>
+                <wp:effectExtent l="0" t="0" r="0" b="0"/>
+                <wp:wrapSquare wrapText="bothSides"/>
+                <wp:docPr id="913052471" name="文本框 2"/>
+                <wp:cNvGraphicFramePr>
+                  <a:graphicFrameLocks xmlns:a="http://schemas.openxmlformats.org/drawingml/2006/main"/>
+                </wp:cNvGraphicFramePr>
+                <a:graphic xmlns:a="http://schemas.openxmlformats.org/drawingml/2006/main">
+                  <a:graphicData uri="http://schemas.microsoft.com/office/word/2010/wordprocessingShape">
+                    <wps:wsp>
+                      <wps:cNvSpPr txBox="1">
+                        <a:spLocks noChangeArrowheads="1"/>
+                      </wps:cNvSpPr>
+                      <wps:spPr bwMode="auto">
+                        <a:xfrm>
+                          <a:off x="0" y="0"/>
+                          <a:ext cx="1799590" cy="1799590"/>
+                        </a:xfrm>
+                        <a:prstGeom prst="rect">
+                          <a:avLst/>
+                        </a:prstGeom>
+                        <a:solidFill>
+                          <a:srgbClr val="FFFFFF"/>
+                        </a:solidFill>
+                        <a:ln w="9525">
+                          <a:noFill/>
+                          <a:miter lim="800000"/>
+                          <a:headEnd/>
+                          <a:tailEnd/>
+                        </a:ln>
+                      </wps:spPr>
+                      <wps:txbx>
+                        <w:txbxContent>
+                          <w:sdt>
+                            <w:sdtPr>
+                              <w:id w:val="2146318872"/>
+                              <w:showingPlcHdr/>
+                              <w:picture/>
+                            </w:sdtPr>
+                            <w:sdtContent>
+                              <w:p>
+                                <w:r>
+                                  <w:rPr>
+                                    <w:noProof/>
+                                  </w:rPr>
+                                  <w:drawing>
+                                    <wp:inline distT="0" distB="0" distL="0" distR="0" wp14:anchorId="75C67B9E" wp14:editId="5A8153D5">
+                                      <wp:extent cx="1524000" cy="1524000"/>
+                                      <wp:effectExtent l="0" t="0" r="0" b="0"/>
+                                      <wp:docPr id="618287467" name="图片 5"/>
+                                      <wp:cNvGraphicFramePr>
+                                        <a:graphicFrameLocks xmlns:a="http://schemas.openxmlformats.org/drawingml/2006/main" noChangeAspect="1"/>
+                                      </wp:cNvGraphicFramePr>
+                                      <a:graphic xmlns:a="http://schemas.openxmlformats.org/drawingml/2006/main">
+                                        <a:graphicData uri="http://schemas.openxmlformats.org/drawingml/2006/picture">
+                                          <pic:pic xmlns:pic="http://schemas.openxmlformats.org/drawingml/2006/picture">
+                                            <pic:nvPicPr>
+                                              <pic:cNvPr id="0" name="Picture 5"/>
+                                              <pic:cNvPicPr>
+                                                <a:picLocks noChangeAspect="1" noChangeArrowheads="1"/>
+                                              </pic:cNvPicPr>
+                                            </pic:nvPicPr>
+                                            <pic:blipFill>
+                                              <a:blip r:embed="rId12">
+                                                <a:extLst>
+                                                  <a:ext uri="{28A0092B-C50C-407E-A947-70E740481C1C}">
+                                                    <a14:useLocalDpi xmlns:a14="http://schemas.microsoft.com/office/drawing/2010/main" val="0"/>
+                                                  </a:ext>
+                                                </a:extLst>
+                                              </a:blip>
+                                              <a:srcRect/>
+                                              <a:stretch>
+                                                <a:fillRect/>
+                                              </a:stretch>
+                                            </pic:blipFill>
+                                            <pic:spPr bwMode="auto">
+                                              <a:xfrm>
+                                                <a:off x="0" y="0"/>
+                                                <a:ext cx="1524000" cy="1524000"/>
+                                              </a:xfrm>
+                                              <a:prstGeom prst="rect">
+                                                <a:avLst/>
+                                              </a:prstGeom>
+                                              <a:noFill/>
+                                              <a:ln>
+                                                <a:noFill/>
+                                              </a:ln>
+                                            </pic:spPr>
+                                          </pic:pic>
+                                        </a:graphicData>
+                                      </a:graphic>
+                                    </wp:inline>
+                                  </w:drawing>
+                                </w:r>
+                              </w:p>
+                            </w:sdtContent>
+                          </w:sdt>
+                        </w:txbxContent>
+                      </wps:txbx>
+                      <wps:bodyPr rot="0" vert="horz" wrap="square" lIns="91440" tIns="45720" rIns="91440" bIns="45720" anchor="t" anchorCtr="0">
+                        <a:noAutofit/>
+                      </wps:bodyPr>
+                    </wps:wsp>
+                  </a:graphicData>
+                </a:graphic>
+                <wp14:sizeRelH relativeFrom="margin">
+                  <wp14:pctWidth>0</wp14:pctWidth>
+                </wp14:sizeRelH>
+                <wp14:sizeRelV relativeFrom="margin">
+                  <wp14:pctHeight>0</wp14:pctHeight>
+                </wp14:sizeRelV>
+              </wp:anchor>
+            </w:drawing>
+          </mc:Choice>
+          <mc:Fallback>
+            <w:pict>
+              <v:shape w14:anchorId="19814E53" id="_x0000_s1032" type="#_x0000_t202" style="position:absolute;left:0;text-align:left;margin-left:5in;margin-top:352.15pt;width:141.7pt;height:141.7pt;z-index:251689472;visibility:visible;mso-wrap-style:square;mso-width-percent:0;mso-height-percent:0;mso-wrap-distance-left:9pt;mso-wrap-distance-top:3.6pt;mso-wrap-distance-right:9pt;mso-wrap-distance-bottom:3.6pt;mso-position-horizontal:absolute;mso-position-horizontal-relative:margin;mso-position-vertical:absolute;mso-position-vertical-relative:text;mso-width-percent:0;mso-height-percent:0;mso-width-relative:margin;mso-height-relative:margin;v-text-anchor:top" o:gfxdata="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" stroked="f">
+                <v:textbox>
+                  <w:txbxContent>
+                    <w:sdt>
+                      <w:sdtPr>
+                        <w:id w:val="2146318872"/>
+                        <w:showingPlcHdr/>
+                        <w:picture/>
+                      </w:sdtPr>
+                      <w:sdtContent>
+                        <w:p>
+                          <w:r>
+                            <w:rPr>
+                              <w:noProof/>
+                            </w:rPr>
+                            <w:drawing>
+                              <wp:inline distT="0" distB="0" distL="0" distR="0" wp14:anchorId="75C67B9E" wp14:editId="5A8153D5">
+                                <wp:extent cx="1524000" cy="1524000"/>
+                                <wp:effectExtent l="0" t="0" r="0" b="0"/>
+                                <wp:docPr id="618287467" name="图片 5"/>
+                                <wp:cNvGraphicFramePr>
+                                  <a:graphicFrameLocks xmlns:a="http://schemas.openxmlformats.org/drawingml/2006/main" noChangeAspect="1"/>
+                                </wp:cNvGraphicFramePr>
+                                <a:graphic xmlns:a="http://schemas.openxmlformats.org/drawingml/2006/main">
+                                  <a:graphicData uri="http://schemas.openxmlformats.org/drawingml/2006/picture">
+                                    <pic:pic xmlns:pic="http://schemas.openxmlformats.org/drawingml/2006/picture">
+                                      <pic:nvPicPr>
+                                        <pic:cNvPr id="0" name="Picture 5"/>
+                                        <pic:cNvPicPr>
+                                          <a:picLocks noChangeAspect="1" noChangeArrowheads="1"/>
+                                        </pic:cNvPicPr>
+                                      </pic:nvPicPr>
+                                      <pic:blipFill>
+                                        <a:blip r:embed="rId12">
+                                          <a:extLst>
+                                            <a:ext uri="{28A0092B-C50C-407E-A947-70E740481C1C}">
+                                              <a14:useLocalDpi xmlns:a14="http://schemas.microsoft.com/office/drawing/2010/main" val="0"/>
+                                            </a:ext>
+                                          </a:extLst>
+                                        </a:blip>
+                                        <a:srcRect/>
+                                        <a:stretch>
+                                          <a:fillRect/>
+                                        </a:stretch>
+                                      </pic:blipFill>
+                                      <pic:spPr bwMode="auto">
+                                        <a:xfrm>
+                                          <a:off x="0" y="0"/>
+                                          <a:ext cx="1524000" cy="1524000"/>
+                                        </a:xfrm>
+                                        <a:prstGeom prst="rect">
+                                          <a:avLst/>
+                                        </a:prstGeom>
+                                        <a:noFill/>
+                                        <a:ln>
+                                          <a:noFill/>
+                                        </a:ln>
+                                      </pic:spPr>
+                                    </pic:pic>
+                                  </a:graphicData>
+                                </a:graphic>
+                              </wp:inline>
+                            </w:drawing>
+                          </w:r>
+                        </w:p>
+                      </w:sdtContent>
+                    </w:sdt>
+                  </w:txbxContent>
+                </v:textbox>
+                <w10:wrap type="square" anchorx="margin"/>
+              </v:shape>
+            </w:pict>
+          </mc:Fallback>
+        </mc:AlternateContent>
+      </w:r>
       <w:r>
         <w:rPr>
           <w:noProof/>
@@ -5129,7 +5109,7 @@
           </mc:Choice>
           <mc:Fallback>
             <w:pict>
-              <v:shape w14:anchorId="3EAB2890" id="_x0000_s1032" type="#_x0000_t202" style="position:absolute;left:0;text-align:left;margin-left:362.25pt;margin-top:192.1pt;width:141.7pt;height:141.7pt;z-index:251687424;visibility:visible;mso-wrap-style:square;mso-width-percent:0;mso-height-percent:0;mso-wrap-distance-left:9pt;mso-wrap-distance-top:3.6pt;mso-wrap-distance-right:9pt;mso-wrap-distance-bottom:3.6pt;mso-position-horizontal:absolute;mso-position-horizontal-relative:margin;mso-position-vertical:absolute;mso-position-vertical-relative:text;mso-width-percent:0;mso-height-percent:0;mso-width-relative:margin;mso-height-relative:margin;v-text-anchor:top" o:gfxdata="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" stroked="f">
+              <v:shape w14:anchorId="3EAB2890" id="_x0000_s1033" type="#_x0000_t202" style="position:absolute;left:0;text-align:left;margin-left:362.25pt;margin-top:192.1pt;width:141.7pt;height:141.7pt;z-index:251687424;visibility:visible;mso-wrap-style:square;mso-width-percent:0;mso-height-percent:0;mso-wrap-distance-left:9pt;mso-wrap-distance-top:3.6pt;mso-wrap-distance-right:9pt;mso-wrap-distance-bottom:3.6pt;mso-position-horizontal:absolute;mso-position-horizontal-relative:margin;mso-position-vertical:absolute;mso-position-vertical-relative:text;mso-width-percent:0;mso-height-percent:0;mso-width-relative:margin;mso-height-relative:margin;v-text-anchor:top" o:gfxdata="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" stroked="f">
                 <v:textbox>
                   <w:txbxContent>
                     <w:sdt>
@@ -5162,7 +5142,7 @@
                                         </pic:cNvPicPr>
                                       </pic:nvPicPr>
                                       <pic:blipFill>
-                                        <a:blip r:embed="rId13">
+                                        <a:blip r:embed="rId12">
                                           <a:extLst>
                                             <a:ext uri="{28A0092B-C50C-407E-A947-70E740481C1C}">
                                               <a14:useLocalDpi xmlns:a14="http://schemas.microsoft.com/office/drawing/2010/main" val="0"/>
@@ -5337,7 +5317,7 @@
           </mc:Choice>
           <mc:Fallback>
             <w:pict>
-              <v:shape w14:anchorId="3A2F3AD4" id="_x0000_s1032" type="#_x0000_t202" style="position:absolute;left:0;text-align:left;margin-left:90.55pt;margin-top:14.4pt;width:141.75pt;height:141.75pt;z-index:251683328;visibility:visible;mso-wrap-style:square;mso-width-percent:0;mso-height-percent:0;mso-wrap-distance-left:9pt;mso-wrap-distance-top:3.6pt;mso-wrap-distance-right:9pt;mso-wrap-distance-bottom:3.6pt;mso-position-horizontal:right;mso-position-horizontal-relative:margin;mso-position-vertical:absolute;mso-position-vertical-relative:text;mso-width-percent:0;mso-height-percent:0;mso-width-relative:margin;mso-height-relative:margin;v-text-anchor:top" o:gfxdata="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" stroked="f">
+              <v:shape w14:anchorId="3A2F3AD4" id="_x0000_s1034" type="#_x0000_t202" style="position:absolute;left:0;text-align:left;margin-left:90.55pt;margin-top:14.4pt;width:141.75pt;height:141.75pt;z-index:251683328;visibility:visible;mso-wrap-style:square;mso-width-percent:0;mso-height-percent:0;mso-wrap-distance-left:9pt;mso-wrap-distance-top:3.6pt;mso-wrap-distance-right:9pt;mso-wrap-distance-bottom:3.6pt;mso-position-horizontal:right;mso-position-horizontal-relative:margin;mso-position-vertical:absolute;mso-position-vertical-relative:text;mso-width-percent:0;mso-height-percent:0;mso-width-relative:margin;mso-height-relative:margin;v-text-anchor:top" o:gfxdata="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" stroked="f">
                 <v:textbox>
                   <w:txbxContent>
                     <w:sdt>
@@ -5370,7 +5350,7 @@
                                         </pic:cNvPicPr>
                                       </pic:nvPicPr>
                                       <pic:blipFill>
-                                        <a:blip r:embed="rId13">
+                                        <a:blip r:embed="rId12">
                                           <a:extLst>
                                             <a:ext uri="{28A0092B-C50C-407E-A947-70E740481C1C}">
                                               <a14:useLocalDpi xmlns:a14="http://schemas.microsoft.com/office/drawing/2010/main" val="0"/>
@@ -5894,8 +5874,8 @@
           <w:lang w:val="fr-CA" w:eastAsia="zh-CN"/>
         </w:rPr>
         <w:sectPr>
-          <w:headerReference w:type="default" r:id="rId15"/>
-          <w:footerReference w:type="default" r:id="rId16"/>
+          <w:headerReference w:type="default" r:id="rId14"/>
+          <w:footerReference w:type="default" r:id="rId15"/>
           <w:pgSz w:w="12240" w:h="15840" w:code="1"/>
           <w:pgMar w:top="1440" w:right="1080" w:bottom="1440" w:left="1080" w:header="720" w:footer="720" w:gutter="0"/>
           <w:cols w:space="720"/>
@@ -5946,7 +5926,6 @@
         </w:rPr>
         <w:t>{</w:t>
       </w:r>
-      <w:proofErr w:type="spellStart"/>
       <w:r>
         <w:rPr>
           <w:rFonts w:ascii="Calibri" w:eastAsiaTheme="minorEastAsia" w:hAnsi="Arial MT" w:cs="Arial MT"/>
@@ -5955,7 +5934,6 @@
         </w:rPr>
         <w:t>ClientName</w:t>
       </w:r>
-      <w:proofErr w:type="spellEnd"/>
       <w:r>
         <w:rPr>
           <w:rFonts w:ascii="Calibri" w:eastAsiaTheme="minorEastAsia" w:hAnsi="Arial MT" w:cs="Arial MT" w:hint="eastAsia"/>
@@ -6146,25 +6124,7 @@
           <w:szCs w:val="22"/>
           <w:lang w:eastAsia="zh-CN"/>
         </w:rPr>
-        <w:t>{</w:t>
-      </w:r>
-      <w:proofErr w:type="spellStart"/>
-      <w:r>
-        <w:rPr>
-          <w:rFonts w:ascii="Calibri" w:eastAsiaTheme="minorEastAsia" w:hAnsi="Arial MT" w:cs="Arial MT"/>
-          <w:szCs w:val="22"/>
-          <w:lang w:eastAsia="zh-CN"/>
-        </w:rPr>
-        <w:t>DateDocument</w:t>
-      </w:r>
-      <w:proofErr w:type="spellEnd"/>
-      <w:r>
-        <w:rPr>
-          <w:rFonts w:ascii="Calibri" w:eastAsiaTheme="minorEastAsia" w:hAnsi="Arial MT" w:cs="Arial MT"/>
-          <w:szCs w:val="22"/>
-          <w:lang w:eastAsia="zh-CN"/>
-        </w:rPr>
-        <w:t>}</w:t>
+        <w:t>{DateDocument}</w:t>
       </w:r>
     </w:p>
     <w:p>
@@ -6546,27 +6506,7 @@
           <w:sz w:val="21"/>
           <w:szCs w:val="21"/>
         </w:rPr>
-        <w:t xml:space="preserve">since </w:t>
-      </w:r>
-      <w:proofErr w:type="gramStart"/>
-      <w:r>
-        <w:rPr>
-          <w:rFonts w:eastAsia="Arial MT"/>
-          <w:w w:val="105"/>
-          <w:sz w:val="21"/>
-          <w:szCs w:val="21"/>
-        </w:rPr>
-        <w:t>1988</w:t>
-      </w:r>
-      <w:proofErr w:type="gramEnd"/>
-      <w:r>
-        <w:rPr>
-          <w:rFonts w:eastAsia="Arial MT"/>
-          <w:w w:val="105"/>
-          <w:sz w:val="21"/>
-          <w:szCs w:val="21"/>
-        </w:rPr>
-        <w:t xml:space="preserve"> and we offer one-year limited</w:t>
+        <w:t>since 1988 and we offer one-year limited</w:t>
       </w:r>
       <w:r>
         <w:rPr>
@@ -6743,27 +6683,7 @@
           <w:sz w:val="21"/>
           <w:szCs w:val="21"/>
         </w:rPr>
-        <w:t xml:space="preserve">Optional registration with the </w:t>
-      </w:r>
-      <w:proofErr w:type="spellStart"/>
-      <w:r>
-        <w:rPr>
-          <w:rFonts w:eastAsia="Arial MT"/>
-          <w:w w:val="105"/>
-          <w:sz w:val="21"/>
-          <w:szCs w:val="21"/>
-        </w:rPr>
-        <w:t>The</w:t>
-      </w:r>
-      <w:proofErr w:type="spellEnd"/>
-      <w:r>
-        <w:rPr>
-          <w:rFonts w:eastAsia="Arial MT"/>
-          <w:w w:val="105"/>
-          <w:sz w:val="21"/>
-          <w:szCs w:val="21"/>
-        </w:rPr>
-        <w:t xml:space="preserve"> Association of Professional Engineers and Geoscientists of Alberta (APEGA), The Association of Professional Engineers and Geoscientists of British Columbia (APEGBC), The Association of Professional Engineers and Geoscientists of Manitoba (APEGM), The Association of Professional Engineers and Geoscientists of New Brunswick (APENB), The Association of Professional Engineers and Geoscientists of Saskatchewan (APEGS), The Associations of Engineers of Nova Scotia, The Association of Professional Engineers of Newfoundland &amp; Labrador, conditional upon request, application and approval</w:t>
+        <w:t>Optional registration with the The Association of Professional Engineers and Geoscientists of Alberta (APEGA), The Association of Professional Engineers and Geoscientists of British Columbia (APEGBC), The Association of Professional Engineers and Geoscientists of Manitoba (APEGM), The Association of Professional Engineers and Geoscientists of New Brunswick (APENB), The Association of Professional Engineers and Geoscientists of Saskatchewan (APEGS), The Associations of Engineers of Nova Scotia, The Association of Professional Engineers of Newfoundland &amp; Labrador, conditional upon request, application and approval</w:t>
       </w:r>
     </w:p>
     <w:p>
@@ -7141,7 +7061,7 @@
           <w:sz w:val="20"/>
           <w:szCs w:val="18"/>
         </w:rPr>
-        <w:t>. The primary goal of the Client is to verify the condition and remaining lifespan of the mechanical equipment throughout the building. In addition, the energy audit will evaluate the existing energy consumption of the facility (natural gas, electricity and water) and propose energy management measures with detailed analysis. Client notes that an energy audit is required for CMHC funding.</w:t>
+        <w:t>. The primary goal of the Client is to verify the condition and remaining lifespan of the mechanical equipment throughout the building. In addition, the energy audit will evaluate the existing energy consumption of the facility (natural gas, electricity and water) and propose energy management measures with detailed analysis.</w:t>
       </w:r>
     </w:p>
     <w:p>
@@ -7561,7 +7481,16 @@
           <w:sz w:val="20"/>
           <w:szCs w:val="20"/>
         </w:rPr>
-        <w:t>Detailed site review by Mann Engineering</w:t>
+        <w:t>One d</w:t>
+      </w:r>
+      <w:r>
+        <w:rPr>
+          <w:rFonts w:eastAsia="Arial MT"/>
+          <w:w w:val="105"/>
+          <w:sz w:val="20"/>
+          <w:szCs w:val="20"/>
+        </w:rPr>
+        <w:t>etailed site review by Mann Engineering</w:t>
       </w:r>
     </w:p>
     <w:p>
@@ -7813,27 +7742,7 @@
           <w:sz w:val="20"/>
           <w:szCs w:val="20"/>
         </w:rPr>
-        <w:t xml:space="preserve">Analysis and potential benefits of </w:t>
-      </w:r>
-      <w:proofErr w:type="gramStart"/>
-      <w:r>
-        <w:rPr>
-          <w:rFonts w:eastAsia="Arial MT"/>
-          <w:w w:val="105"/>
-          <w:sz w:val="20"/>
-          <w:szCs w:val="20"/>
-        </w:rPr>
-        <w:t>a building</w:t>
-      </w:r>
-      <w:proofErr w:type="gramEnd"/>
-      <w:r>
-        <w:rPr>
-          <w:rFonts w:eastAsia="Arial MT"/>
-          <w:w w:val="105"/>
-          <w:sz w:val="20"/>
-          <w:szCs w:val="20"/>
-        </w:rPr>
-        <w:t xml:space="preserve"> automation system</w:t>
+        <w:t>Analysis and potential benefits of a building automation system</w:t>
       </w:r>
     </w:p>
     <w:p>
@@ -7973,27 +7882,7 @@
           <w:sz w:val="20"/>
           <w:szCs w:val="20"/>
         </w:rPr>
-        <w:t xml:space="preserve">A proposed strategy for implementing </w:t>
-      </w:r>
-      <w:proofErr w:type="gramStart"/>
-      <w:r>
-        <w:rPr>
-          <w:rFonts w:eastAsia="Arial MT"/>
-          <w:w w:val="105"/>
-          <w:sz w:val="20"/>
-          <w:szCs w:val="20"/>
-        </w:rPr>
-        <w:t>the identified</w:t>
-      </w:r>
-      <w:proofErr w:type="gramEnd"/>
-      <w:r>
-        <w:rPr>
-          <w:rFonts w:eastAsia="Arial MT"/>
-          <w:w w:val="105"/>
-          <w:sz w:val="20"/>
-          <w:szCs w:val="20"/>
-        </w:rPr>
-        <w:t xml:space="preserve"> energy management measures</w:t>
+        <w:t>A proposed strategy for implementing the identified energy management measures</w:t>
       </w:r>
     </w:p>
     <w:p>
@@ -8501,17 +8390,7 @@
           <w:szCs w:val="20"/>
           <w:lang w:eastAsia="zh-CN"/>
         </w:rPr>
-        <w:t xml:space="preserve">Incentives &amp; Cost </w:t>
-      </w:r>
-      <w:r>
-        <w:rPr>
-          <w:rFonts w:eastAsiaTheme="minorEastAsia"/>
-          <w:b/>
-          <w:sz w:val="20"/>
-          <w:szCs w:val="20"/>
-          <w:lang w:eastAsia="zh-CN"/>
-        </w:rPr>
-        <w:t>Recovery</w:t>
+        <w:t>Incentives</w:t>
       </w:r>
     </w:p>
     <w:p>
@@ -8629,79 +8508,10 @@
     <w:p>
       <w:pPr>
         <w:widowControl w:val="0"/>
-        <w:numPr>
-          <w:ilvl w:val="0"/>
-          <w:numId w:val="10"/>
-        </w:numPr>
         <w:autoSpaceDE w:val="0"/>
         <w:autoSpaceDN w:val="0"/>
         <w:spacing w:before="12"/>
-        <w:rPr>
-          <w:rFonts w:eastAsia="Arial MT"/>
-          <w:sz w:val="20"/>
-          <w:szCs w:val="20"/>
-          <w:lang w:val="en-GB"/>
-        </w:rPr>
-      </w:pPr>
-      <w:r>
-        <w:rPr>
-          <w:rFonts w:eastAsia="Arial MT"/>
-          <w:b/>
-          <w:bCs/>
-          <w:sz w:val="20"/>
-          <w:szCs w:val="20"/>
-        </w:rPr>
-        <w:t>Mann Engineering Credit:</w:t>
-      </w:r>
-      <w:r>
-        <w:rPr>
-          <w:rFonts w:eastAsia="Arial MT"/>
-          <w:sz w:val="20"/>
-          <w:szCs w:val="20"/>
-        </w:rPr>
-        <w:t xml:space="preserve"> </w:t>
-      </w:r>
-      <w:r>
-        <w:rPr>
-          <w:rFonts w:eastAsia="Arial MT"/>
-          <w:sz w:val="20"/>
-          <w:szCs w:val="20"/>
-        </w:rPr>
-        <w:t xml:space="preserve">If Mann Engineering is retained to implement any of the recommended measures, Mann Engineering will credit the Client’s net portion of the audit fee (up to </w:t>
-      </w:r>
-      <w:r>
-        <w:rPr>
-          <w:rFonts w:eastAsia="Arial MT"/>
-          <w:b/>
-          <w:bCs/>
-          <w:sz w:val="20"/>
-          <w:szCs w:val="20"/>
-        </w:rPr>
-        <w:t>$6,000)</w:t>
-      </w:r>
-      <w:r>
-        <w:rPr>
-          <w:rFonts w:eastAsia="Arial MT"/>
-          <w:sz w:val="20"/>
-          <w:szCs w:val="20"/>
-        </w:rPr>
-        <w:t xml:space="preserve"> toward the associated project</w:t>
-      </w:r>
-      <w:r>
-        <w:rPr>
-          <w:rFonts w:eastAsia="Arial MT"/>
-          <w:sz w:val="20"/>
-          <w:szCs w:val="20"/>
-        </w:rPr>
-        <w:t>.</w:t>
-      </w:r>
-    </w:p>
-    <w:p>
-      <w:pPr>
-        <w:widowControl w:val="0"/>
-        <w:autoSpaceDE w:val="0"/>
-        <w:autoSpaceDN w:val="0"/>
-        <w:spacing w:before="12"/>
+        <w:ind w:left="720"/>
         <w:rPr>
           <w:rFonts w:eastAsia="Arial MT"/>
           <w:sz w:val="20"/>
@@ -8717,113 +8527,12 @@
         <w:autoSpaceDN w:val="0"/>
         <w:spacing w:before="12"/>
         <w:rPr>
-          <w:rFonts w:eastAsiaTheme="minorEastAsia"/>
-          <w:b/>
-          <w:bCs/>
-          <w:i/>
-          <w:iCs/>
-          <w:sz w:val="20"/>
-          <w:szCs w:val="20"/>
-          <w:lang w:val="en-GB" w:eastAsia="zh-CN"/>
-        </w:rPr>
-      </w:pPr>
-      <w:r>
-        <w:rPr>
-          <w:rFonts w:eastAsia="Arial MT"/>
-          <w:b/>
-          <w:bCs/>
-          <w:i/>
-          <w:iCs/>
-          <w:w w:val="105"/>
-          <w:sz w:val="20"/>
-          <w:szCs w:val="20"/>
-        </w:rPr>
-        <w:t>“Free Energy Audit”: When both the utility incentive and project credit are applied, the net cost of the Energy Audit may be reduced to zero</w:t>
-      </w:r>
-      <w:r>
-        <w:rPr>
-          <w:rFonts w:eastAsiaTheme="minorEastAsia" w:hint="eastAsia"/>
-          <w:b/>
-          <w:bCs/>
-          <w:i/>
-          <w:iCs/>
-          <w:w w:val="105"/>
-          <w:sz w:val="20"/>
-          <w:szCs w:val="20"/>
-          <w:lang w:eastAsia="zh-CN"/>
-        </w:rPr>
-        <w:t>.</w:t>
-      </w:r>
-    </w:p>
-    <w:p>
-      <w:pPr>
-        <w:widowControl w:val="0"/>
-        <w:autoSpaceDE w:val="0"/>
-        <w:autoSpaceDN w:val="0"/>
-        <w:spacing w:before="12"/>
-        <w:rPr>
-          <w:rFonts w:eastAsia="Arial MT"/>
-          <w:w w:val="105"/>
-          <w:sz w:val="20"/>
-          <w:szCs w:val="20"/>
-          <w:lang w:val="en-GB"/>
-        </w:rPr>
-      </w:pPr>
-    </w:p>
-    <w:p>
-      <w:pPr>
-        <w:widowControl w:val="0"/>
-        <w:autoSpaceDE w:val="0"/>
-        <w:autoSpaceDN w:val="0"/>
-        <w:spacing w:before="12"/>
-        <w:rPr>
-          <w:rFonts w:eastAsia="Arial MT"/>
-          <w:sz w:val="20"/>
-          <w:szCs w:val="20"/>
-        </w:rPr>
-      </w:pPr>
-    </w:p>
-    <w:p>
-      <w:pPr>
-        <w:widowControl w:val="0"/>
-        <w:autoSpaceDE w:val="0"/>
-        <w:autoSpaceDN w:val="0"/>
-        <w:spacing w:before="12"/>
-        <w:rPr>
-          <w:rFonts w:eastAsia="Arial MT"/>
-          <w:b/>
-          <w:bCs/>
-          <w:i/>
-          <w:iCs/>
-          <w:sz w:val="20"/>
-          <w:szCs w:val="20"/>
-        </w:rPr>
-      </w:pPr>
-      <w:r>
-        <w:rPr>
-          <w:rFonts w:eastAsia="Arial MT"/>
-          <w:b/>
-          <w:bCs/>
-          <w:i/>
-          <w:iCs/>
-          <w:sz w:val="20"/>
-          <w:szCs w:val="20"/>
-        </w:rPr>
-        <w:t>Optional Fee</w:t>
-      </w:r>
-    </w:p>
-    <w:p>
-      <w:pPr>
-        <w:widowControl w:val="0"/>
-        <w:autoSpaceDE w:val="0"/>
-        <w:autoSpaceDN w:val="0"/>
-        <w:spacing w:before="12"/>
-        <w:rPr>
           <w:rFonts w:eastAsia="Arial MT"/>
           <w:i/>
           <w:iCs/>
           <w:sz w:val="20"/>
           <w:szCs w:val="20"/>
+          <w:lang w:val="en-GB"/>
         </w:rPr>
       </w:pPr>
       <w:r>
@@ -8833,10 +8542,10 @@
           <w:iCs/>
           <w:sz w:val="20"/>
           <w:szCs w:val="20"/>
-        </w:rPr>
-        <w:t xml:space="preserve">Report will be expedited to meet 4-week deadline </w:t>
-      </w:r>
-      <w:proofErr w:type="gramStart"/>
+          <w:lang w:val="en-GB"/>
+        </w:rPr>
+        <w:t>*Enbridge funding is limited and available on a first com</w:t>
+      </w:r>
       <w:r>
         <w:rPr>
           <w:rFonts w:eastAsia="Arial MT"/>
@@ -8844,10 +8553,10 @@
           <w:iCs/>
           <w:sz w:val="20"/>
           <w:szCs w:val="20"/>
-        </w:rPr>
-        <w:t>from release</w:t>
-      </w:r>
-      <w:proofErr w:type="gramEnd"/>
+          <w:lang w:val="en-GB"/>
+        </w:rPr>
+        <w:t>e</w:t>
+      </w:r>
       <w:r>
         <w:rPr>
           <w:rFonts w:eastAsia="Arial MT"/>
@@ -8855,334 +8564,20 @@
           <w:iCs/>
           <w:sz w:val="20"/>
           <w:szCs w:val="20"/>
-        </w:rPr>
-        <w:t xml:space="preserve"> of PO.</w:t>
-      </w:r>
-      <w:r>
-        <w:rPr>
-          <w:rFonts w:eastAsia="Arial MT"/>
-          <w:bCs/>
-          <w:sz w:val="20"/>
-          <w:szCs w:val="20"/>
-        </w:rPr>
-        <w:t xml:space="preserve"> </w:t>
-      </w:r>
-      <w:r>
-        <w:rPr>
-          <w:rFonts w:eastAsia="Arial MT"/>
-          <w:bCs/>
-          <w:i/>
-          <w:iCs/>
-          <w:sz w:val="20"/>
-          <w:szCs w:val="20"/>
-        </w:rPr>
-        <w:t>Subject to Mann receiving requested documents within 5 business days of project start and Mann being provided with access to site in a timely manner.</w:t>
-      </w:r>
-    </w:p>
-    <w:p>
-      <w:pPr>
-        <w:widowControl w:val="0"/>
-        <w:autoSpaceDE w:val="0"/>
-        <w:autoSpaceDN w:val="0"/>
-        <w:spacing w:before="12"/>
+          <w:lang w:val="en-GB"/>
+        </w:rPr>
+        <w:t xml:space="preserve"> first served basis.</w:t>
+      </w:r>
+      <w:r>
         <w:rPr>
           <w:rFonts w:eastAsia="Arial MT"/>
           <w:i/>
           <w:iCs/>
           <w:sz w:val="20"/>
           <w:szCs w:val="20"/>
-        </w:rPr>
-      </w:pPr>
-    </w:p>
-    <w:p>
-      <w:pPr>
-        <w:widowControl w:val="0"/>
-        <w:autoSpaceDE w:val="0"/>
-        <w:autoSpaceDN w:val="0"/>
-        <w:spacing w:before="12"/>
-        <w:rPr>
-          <w:rFonts w:eastAsia="Arial MT"/>
-          <w:i/>
-          <w:iCs/>
-          <w:sz w:val="20"/>
-          <w:szCs w:val="20"/>
-        </w:rPr>
-      </w:pPr>
-      <w:r>
-        <w:rPr>
-          <w:rFonts w:eastAsia="Arial MT"/>
-          <w:i/>
-          <w:iCs/>
-          <w:sz w:val="20"/>
-          <w:szCs w:val="20"/>
-        </w:rPr>
-        <w:t>Expedited fee: $2,100 plus taxes</w:t>
-      </w:r>
-    </w:p>
-    <w:p>
-      <w:pPr>
-        <w:widowControl w:val="0"/>
-        <w:autoSpaceDE w:val="0"/>
-        <w:autoSpaceDN w:val="0"/>
-        <w:spacing w:before="12"/>
-        <w:rPr>
-          <w:rFonts w:eastAsia="Arial MT"/>
-          <w:i/>
-          <w:iCs/>
-          <w:sz w:val="20"/>
-          <w:szCs w:val="20"/>
-        </w:rPr>
-      </w:pPr>
-    </w:p>
-    <w:p>
-      <w:pPr>
-        <w:widowControl w:val="0"/>
-        <w:autoSpaceDE w:val="0"/>
-        <w:autoSpaceDN w:val="0"/>
-        <w:spacing w:before="12"/>
-        <w:rPr>
-          <w:rFonts w:eastAsia="Arial MT"/>
-          <w:i/>
-          <w:iCs/>
-          <w:sz w:val="20"/>
-          <w:szCs w:val="20"/>
-        </w:rPr>
-      </w:pPr>
-      <w:r>
-        <w:rPr>
-          <w:rFonts w:eastAsia="Arial MT"/>
-          <w:i/>
-          <w:iCs/>
-          <w:sz w:val="20"/>
-          <w:szCs w:val="20"/>
-        </w:rPr>
-        <w:t xml:space="preserve">Total Fee: $ </w:t>
-      </w:r>
-      <w:r>
-        <w:rPr>
-          <w:rFonts w:eastAsiaTheme="minorEastAsia" w:hint="eastAsia"/>
-          <w:i/>
-          <w:iCs/>
-          <w:sz w:val="20"/>
-          <w:szCs w:val="20"/>
-          <w:lang w:eastAsia="zh-CN"/>
-        </w:rPr>
-        <w:t>14</w:t>
-      </w:r>
-      <w:r>
-        <w:rPr>
-          <w:rFonts w:eastAsia="Arial MT"/>
-          <w:i/>
-          <w:iCs/>
-          <w:sz w:val="20"/>
-          <w:szCs w:val="20"/>
-        </w:rPr>
-        <w:t>,</w:t>
-      </w:r>
-      <w:r>
-        <w:rPr>
-          <w:rFonts w:eastAsiaTheme="minorEastAsia" w:hint="eastAsia"/>
-          <w:i/>
-          <w:iCs/>
-          <w:sz w:val="20"/>
-          <w:szCs w:val="20"/>
-          <w:lang w:eastAsia="zh-CN"/>
-        </w:rPr>
-        <w:t>1</w:t>
-      </w:r>
-      <w:r>
-        <w:rPr>
-          <w:rFonts w:eastAsia="Arial MT"/>
-          <w:i/>
-          <w:iCs/>
-          <w:sz w:val="20"/>
-          <w:szCs w:val="20"/>
-        </w:rPr>
-        <w:t xml:space="preserve">00 </w:t>
-      </w:r>
-      <w:r>
-        <w:rPr>
-          <w:rFonts w:eastAsia="Arial MT"/>
-          <w:i/>
-          <w:iCs/>
-          <w:sz w:val="20"/>
-          <w:szCs w:val="20"/>
-        </w:rPr>
-        <w:t>plus taxes</w:t>
-      </w:r>
-    </w:p>
-    <w:p>
-      <w:pPr>
-        <w:widowControl w:val="0"/>
-        <w:autoSpaceDE w:val="0"/>
-        <w:autoSpaceDN w:val="0"/>
-        <w:spacing w:before="12"/>
-        <w:rPr>
-          <w:rFonts w:eastAsia="Arial MT"/>
-          <w:i/>
-          <w:iCs/>
-          <w:sz w:val="20"/>
-          <w:szCs w:val="20"/>
-        </w:rPr>
-      </w:pPr>
-    </w:p>
-    <w:p>
-      <w:pPr>
-        <w:widowControl w:val="0"/>
-        <w:autoSpaceDE w:val="0"/>
-        <w:autoSpaceDN w:val="0"/>
-        <w:spacing w:before="12"/>
-        <w:rPr>
-          <w:rFonts w:eastAsia="Arial MT"/>
-          <w:i/>
-          <w:iCs/>
-          <w:sz w:val="20"/>
-          <w:szCs w:val="20"/>
-        </w:rPr>
-      </w:pPr>
-      <w:r>
-        <w:rPr>
-          <w:rFonts w:eastAsia="Arial MT"/>
-          <w:i/>
-          <w:iCs/>
-          <w:sz w:val="20"/>
-          <w:szCs w:val="20"/>
-        </w:rPr>
-        <w:t xml:space="preserve">Please </w:t>
-      </w:r>
-      <w:proofErr w:type="gramStart"/>
-      <w:r>
-        <w:rPr>
-          <w:rFonts w:eastAsia="Arial MT"/>
-          <w:i/>
-          <w:iCs/>
-          <w:sz w:val="20"/>
-          <w:szCs w:val="20"/>
-        </w:rPr>
-        <w:t>initial to indicate</w:t>
-      </w:r>
-      <w:proofErr w:type="gramEnd"/>
-      <w:r>
-        <w:rPr>
-          <w:rFonts w:eastAsia="Arial MT"/>
-          <w:i/>
-          <w:iCs/>
-          <w:sz w:val="20"/>
-          <w:szCs w:val="20"/>
-        </w:rPr>
-        <w:t xml:space="preserve"> acceptance of Optional Fee _______</w:t>
-      </w:r>
-    </w:p>
-    <w:p>
-      <w:pPr>
-        <w:widowControl w:val="0"/>
-        <w:autoSpaceDE w:val="0"/>
-        <w:autoSpaceDN w:val="0"/>
-        <w:spacing w:before="12"/>
-        <w:rPr>
-          <w:rFonts w:eastAsia="Arial MT"/>
-          <w:sz w:val="20"/>
-          <w:szCs w:val="20"/>
-        </w:rPr>
-      </w:pPr>
-    </w:p>
-    <w:p>
-      <w:pPr>
-        <w:widowControl w:val="0"/>
-        <w:autoSpaceDE w:val="0"/>
-        <w:autoSpaceDN w:val="0"/>
-        <w:spacing w:before="12"/>
-        <w:rPr>
-          <w:rFonts w:eastAsia="Arial MT"/>
-          <w:sz w:val="20"/>
-          <w:szCs w:val="20"/>
           <w:lang w:val="en-GB"/>
         </w:rPr>
-      </w:pPr>
-      <w:r>
-        <w:rPr>
-          <w:rFonts w:eastAsia="Arial MT"/>
-          <w:bCs/>
-          <w:sz w:val="20"/>
-          <w:szCs w:val="20"/>
-        </w:rPr>
-        <w:t>Please Note</w:t>
-      </w:r>
-    </w:p>
-    <w:p>
-      <w:pPr>
-        <w:widowControl w:val="0"/>
-        <w:autoSpaceDE w:val="0"/>
-        <w:autoSpaceDN w:val="0"/>
-        <w:spacing w:before="12"/>
-        <w:rPr>
-          <w:rFonts w:eastAsia="Arial MT"/>
-          <w:sz w:val="20"/>
-          <w:szCs w:val="20"/>
-          <w:lang w:val="en-GB"/>
-        </w:rPr>
-      </w:pPr>
-      <w:r>
-        <w:rPr>
-          <w:rFonts w:eastAsia="Arial MT"/>
-          <w:sz w:val="20"/>
-          <w:szCs w:val="20"/>
-          <w:lang w:val="en-GB"/>
-        </w:rPr>
-        <w:tab/>
-        <w:t> </w:t>
-      </w:r>
-    </w:p>
-    <w:p>
-      <w:pPr>
-        <w:widowControl w:val="0"/>
-        <w:numPr>
-          <w:ilvl w:val="0"/>
-          <w:numId w:val="10"/>
-        </w:numPr>
-        <w:autoSpaceDE w:val="0"/>
-        <w:autoSpaceDN w:val="0"/>
-        <w:spacing w:before="12"/>
-        <w:rPr>
-          <w:rFonts w:eastAsia="Arial MT"/>
-          <w:sz w:val="20"/>
-          <w:szCs w:val="20"/>
-          <w:lang w:val="en-GB"/>
-        </w:rPr>
-      </w:pPr>
-      <w:r>
-        <w:rPr>
-          <w:rFonts w:eastAsia="Arial MT"/>
-          <w:sz w:val="20"/>
-          <w:szCs w:val="20"/>
-        </w:rPr>
-        <w:t>Additional site visits are subject to additional costs as per our Standard Billable Rates.</w:t>
-      </w:r>
-    </w:p>
-    <w:p>
-      <w:pPr>
-        <w:widowControl w:val="0"/>
-        <w:numPr>
-          <w:ilvl w:val="0"/>
-          <w:numId w:val="10"/>
-        </w:numPr>
-        <w:autoSpaceDE w:val="0"/>
-        <w:autoSpaceDN w:val="0"/>
-        <w:spacing w:before="12"/>
-        <w:rPr>
-          <w:rFonts w:eastAsia="Arial MT"/>
-          <w:sz w:val="20"/>
-          <w:szCs w:val="20"/>
-          <w:lang w:val="en-GB"/>
-        </w:rPr>
-      </w:pPr>
-      <w:r>
-        <w:rPr>
-          <w:rFonts w:eastAsia="Arial MT"/>
-          <w:sz w:val="20"/>
-          <w:szCs w:val="20"/>
-        </w:rPr>
-        <w:t>Any changes to Scope of Work are subject to additional costs as per our Standard Billable Rates.</w:t>
+        <w:t xml:space="preserve"> Funding will be confirmed prior to conducting the energy audit.</w:t>
       </w:r>
     </w:p>
     <w:p>
@@ -9311,43 +8706,7 @@
           <w:sz w:val="20"/>
           <w:szCs w:val="20"/>
         </w:rPr>
-        <w:t xml:space="preserve">Applicable taxes </w:t>
-      </w:r>
-      <w:proofErr w:type="gramStart"/>
-      <w:r>
-        <w:rPr>
-          <w:rFonts w:eastAsia="Arial MT"/>
-          <w:sz w:val="20"/>
-          <w:szCs w:val="20"/>
-        </w:rPr>
-        <w:t>extra</w:t>
-      </w:r>
-      <w:proofErr w:type="gramEnd"/>
-      <w:r>
-        <w:rPr>
-          <w:rFonts w:eastAsia="Arial MT"/>
-          <w:sz w:val="20"/>
-          <w:szCs w:val="20"/>
-        </w:rPr>
-        <w:t xml:space="preserve"> </w:t>
-      </w:r>
-      <w:proofErr w:type="gramStart"/>
-      <w:r>
-        <w:rPr>
-          <w:rFonts w:eastAsia="Arial MT"/>
-          <w:sz w:val="20"/>
-          <w:szCs w:val="20"/>
-        </w:rPr>
-        <w:t>to</w:t>
-      </w:r>
-      <w:proofErr w:type="gramEnd"/>
-      <w:r>
-        <w:rPr>
-          <w:rFonts w:eastAsia="Arial MT"/>
-          <w:sz w:val="20"/>
-          <w:szCs w:val="20"/>
-        </w:rPr>
-        <w:t xml:space="preserve"> all prices.</w:t>
+        <w:t>Applicable taxes extra to all prices.</w:t>
       </w:r>
     </w:p>
     <w:p>
@@ -9372,43 +8731,7 @@
           <w:sz w:val="20"/>
           <w:szCs w:val="20"/>
         </w:rPr>
-        <w:t xml:space="preserve">All invoices </w:t>
-      </w:r>
-      <w:proofErr w:type="gramStart"/>
-      <w:r>
-        <w:rPr>
-          <w:rFonts w:eastAsia="Arial MT"/>
-          <w:sz w:val="20"/>
-          <w:szCs w:val="20"/>
-        </w:rPr>
-        <w:t>are</w:t>
-      </w:r>
-      <w:proofErr w:type="gramEnd"/>
-      <w:r>
-        <w:rPr>
-          <w:rFonts w:eastAsia="Arial MT"/>
-          <w:sz w:val="20"/>
-          <w:szCs w:val="20"/>
-        </w:rPr>
-        <w:t xml:space="preserve"> </w:t>
-      </w:r>
-      <w:proofErr w:type="gramStart"/>
-      <w:r>
-        <w:rPr>
-          <w:rFonts w:eastAsia="Arial MT"/>
-          <w:sz w:val="20"/>
-          <w:szCs w:val="20"/>
-        </w:rPr>
-        <w:t>net</w:t>
-      </w:r>
-      <w:proofErr w:type="gramEnd"/>
-      <w:r>
-        <w:rPr>
-          <w:rFonts w:eastAsia="Arial MT"/>
-          <w:sz w:val="20"/>
-          <w:szCs w:val="20"/>
-        </w:rPr>
-        <w:t xml:space="preserve"> 30 days. </w:t>
+        <w:t xml:space="preserve">All invoices are net 30 days. </w:t>
       </w:r>
     </w:p>
     <w:p>
@@ -9486,8 +8809,8 @@
           <w:szCs w:val="16"/>
         </w:rPr>
         <w:sectPr>
-          <w:headerReference w:type="default" r:id="rId17"/>
-          <w:footerReference w:type="default" r:id="rId18"/>
+          <w:headerReference w:type="default" r:id="rId16"/>
+          <w:footerReference w:type="default" r:id="rId17"/>
           <w:pgSz w:w="12240" w:h="15840"/>
           <w:pgMar w:top="3100" w:right="840" w:bottom="1620" w:left="500" w:header="940" w:footer="1438" w:gutter="0"/>
           <w:cols w:space="720"/>
@@ -11481,10 +10804,11 @@
         <w:ind w:left="720"/>
         <w:jc w:val="both"/>
         <w:rPr>
-          <w:rFonts w:eastAsia="Arial MT" w:hAnsi="Arial MT" w:cs="Arial MT"/>
+          <w:rFonts w:eastAsiaTheme="minorEastAsia" w:hAnsi="Arial MT" w:cs="Arial MT" w:hint="eastAsia"/>
           <w:b/>
           <w:sz w:val="28"/>
           <w:szCs w:val="22"/>
+          <w:lang w:eastAsia="zh-CN"/>
         </w:rPr>
       </w:pPr>
       <w:r>
@@ -11600,7 +10924,18 @@
           <w:sz w:val="28"/>
           <w:szCs w:val="22"/>
         </w:rPr>
-        <w:t>2022</w:t>
+        <w:t>202</w:t>
+      </w:r>
+      <w:r>
+        <w:rPr>
+          <w:rFonts w:eastAsiaTheme="minorEastAsia" w:hAnsi="Arial MT" w:cs="Arial MT" w:hint="eastAsia"/>
+          <w:b/>
+          <w:color w:val="20201F"/>
+          <w:sz w:val="28"/>
+          <w:szCs w:val="22"/>
+          <w:lang w:eastAsia="zh-CN"/>
+        </w:rPr>
+        <w:t>6</w:t>
       </w:r>
     </w:p>
     <w:p>
@@ -13185,25 +12520,7 @@
           <w:sz w:val="18"/>
           <w:szCs w:val="22"/>
         </w:rPr>
-        <w:t xml:space="preserve">allowance per diem is $90/day per employee. Other costs such as </w:t>
-      </w:r>
-      <w:proofErr w:type="gramStart"/>
-      <w:r>
-        <w:rPr>
-          <w:rFonts w:eastAsia="Arial MT" w:hAnsi="Arial MT" w:cs="Arial MT"/>
-          <w:sz w:val="18"/>
-          <w:szCs w:val="22"/>
-        </w:rPr>
-        <w:t>printing,</w:t>
-      </w:r>
-      <w:proofErr w:type="gramEnd"/>
-      <w:r>
-        <w:rPr>
-          <w:rFonts w:eastAsia="Arial MT" w:hAnsi="Arial MT" w:cs="Arial MT"/>
-          <w:sz w:val="18"/>
-          <w:szCs w:val="22"/>
-        </w:rPr>
-        <w:t xml:space="preserve"> and courier costs are charged at cost plus 15%</w:t>
+        <w:t>allowance per diem is $90/day per employee. Other costs such as printing, and courier costs are charged at cost plus 15%</w:t>
       </w:r>
       <w:r>
         <w:rPr>
@@ -13320,10 +12637,11 @@
         <w:autoSpaceDN w:val="0"/>
         <w:ind w:left="133"/>
         <w:rPr>
-          <w:rFonts w:ascii="Arial" w:eastAsia="Arial MT" w:hAnsi="Arial MT" w:cs="Arial MT"/>
+          <w:rFonts w:ascii="Arial" w:eastAsiaTheme="minorEastAsia" w:hAnsi="Arial MT" w:cs="Arial MT" w:hint="eastAsia"/>
           <w:b/>
           <w:sz w:val="22"/>
           <w:szCs w:val="22"/>
+          <w:lang w:eastAsia="zh-CN"/>
         </w:rPr>
       </w:pPr>
       <w:r>
@@ -13447,7 +12765,17 @@
           <w:sz w:val="22"/>
           <w:szCs w:val="22"/>
         </w:rPr>
-        <w:t>2021</w:t>
+        <w:t>202</w:t>
+      </w:r>
+      <w:r>
+        <w:rPr>
+          <w:rFonts w:ascii="Arial" w:eastAsiaTheme="minorEastAsia" w:hAnsi="Arial MT" w:cs="Arial MT" w:hint="eastAsia"/>
+          <w:b/>
+          <w:sz w:val="22"/>
+          <w:szCs w:val="22"/>
+          <w:lang w:eastAsia="zh-CN"/>
+        </w:rPr>
+        <w:t>5</w:t>
       </w:r>
     </w:p>
     <w:p>
@@ -14860,25 +14188,7 @@
           <w:sz w:val="16"/>
           <w:szCs w:val="22"/>
         </w:rPr>
-        <w:t xml:space="preserve">performance under this Agreement is expressly conditioned on Client's assenting to </w:t>
-      </w:r>
-      <w:proofErr w:type="gramStart"/>
-      <w:r>
-        <w:rPr>
-          <w:rFonts w:ascii="Arial MT" w:eastAsia="Arial MT" w:hAnsi="Arial MT" w:cs="Arial MT"/>
-          <w:sz w:val="16"/>
-          <w:szCs w:val="22"/>
-        </w:rPr>
-        <w:t>all of</w:t>
-      </w:r>
-      <w:proofErr w:type="gramEnd"/>
-      <w:r>
-        <w:rPr>
-          <w:rFonts w:ascii="Arial MT" w:eastAsia="Arial MT" w:hAnsi="Arial MT" w:cs="Arial MT"/>
-          <w:sz w:val="16"/>
-          <w:szCs w:val="22"/>
-        </w:rPr>
-        <w:t xml:space="preserve"> the terms of this Agreement, notwithstanding any different or</w:t>
+        <w:t>performance under this Agreement is expressly conditioned on Client's assenting to all of the terms of this Agreement, notwithstanding any different or</w:t>
       </w:r>
       <w:r>
         <w:rPr>
@@ -16348,27 +15658,7 @@
           <w:sz w:val="16"/>
           <w:szCs w:val="22"/>
         </w:rPr>
-        <w:t xml:space="preserve">Client will </w:t>
-      </w:r>
-      <w:proofErr w:type="gramStart"/>
-      <w:r>
-        <w:rPr>
-          <w:rFonts w:ascii="Arial MT" w:eastAsia="Arial MT" w:hAnsi="Arial MT" w:cs="Arial MT"/>
-          <w:w w:val="95"/>
-          <w:sz w:val="16"/>
-          <w:szCs w:val="22"/>
-        </w:rPr>
-        <w:t>at all times</w:t>
-      </w:r>
-      <w:proofErr w:type="gramEnd"/>
-      <w:r>
-        <w:rPr>
-          <w:rFonts w:ascii="Arial MT" w:eastAsia="Arial MT" w:hAnsi="Arial MT" w:cs="Arial MT"/>
-          <w:w w:val="95"/>
-          <w:sz w:val="16"/>
-          <w:szCs w:val="22"/>
-        </w:rPr>
-        <w:t xml:space="preserve"> designate a contact person with authority to make decisions for Client regarding the Services.</w:t>
+        <w:t>Client will at all times designate a contact person with authority to make decisions for Client regarding the Services.</w:t>
       </w:r>
       <w:r>
         <w:rPr>
@@ -19157,7 +18447,6 @@
         </w:rPr>
         <w:t xml:space="preserve"> </w:t>
       </w:r>
-      <w:proofErr w:type="gramStart"/>
       <w:r>
         <w:rPr>
           <w:rFonts w:ascii="Arial MT" w:eastAsia="Arial MT" w:hAnsi="Arial MT" w:cs="Arial MT"/>
@@ -19203,7 +18492,6 @@
         </w:rPr>
         <w:t>to</w:t>
       </w:r>
-      <w:proofErr w:type="gramEnd"/>
       <w:r>
         <w:rPr>
           <w:rFonts w:ascii="Arial MT" w:eastAsia="Arial MT" w:hAnsi="Arial MT" w:cs="Arial MT"/>
@@ -23003,7 +22291,6 @@
         </w:rPr>
         <w:t xml:space="preserve"> </w:t>
       </w:r>
-      <w:proofErr w:type="gramStart"/>
       <w:r>
         <w:rPr>
           <w:rFonts w:ascii="Arial MT" w:eastAsia="Arial MT" w:hAnsi="Arial MT" w:cs="Arial MT"/>
@@ -23067,7 +22354,6 @@
         </w:rPr>
         <w:t>of</w:t>
       </w:r>
-      <w:proofErr w:type="gramEnd"/>
       <w:r>
         <w:rPr>
           <w:rFonts w:ascii="Arial MT" w:eastAsia="Arial MT" w:hAnsi="Arial MT" w:cs="Arial MT"/>
@@ -23985,23 +23271,13 @@
         </w:rPr>
         <w:t xml:space="preserve"> </w:t>
       </w:r>
-      <w:proofErr w:type="spellStart"/>
-      <w:r>
-        <w:rPr>
-          <w:rFonts w:ascii="Arial MT" w:eastAsia="Arial MT" w:hAnsi="Arial MT" w:cs="Arial MT"/>
-          <w:sz w:val="16"/>
-          <w:szCs w:val="22"/>
-        </w:rPr>
-        <w:t>labour</w:t>
-      </w:r>
-      <w:proofErr w:type="spellEnd"/>
-      <w:r>
-        <w:rPr>
-          <w:rFonts w:ascii="Arial MT" w:eastAsia="Arial MT" w:hAnsi="Arial MT" w:cs="Arial MT"/>
-          <w:sz w:val="16"/>
-          <w:szCs w:val="22"/>
-        </w:rPr>
-        <w:t>.</w:t>
+      <w:r>
+        <w:rPr>
+          <w:rFonts w:ascii="Arial MT" w:eastAsia="Arial MT" w:hAnsi="Arial MT" w:cs="Arial MT"/>
+          <w:sz w:val="16"/>
+          <w:szCs w:val="22"/>
+        </w:rPr>
+        <w:t>labour.</w:t>
       </w:r>
     </w:p>
     <w:p>
@@ -24590,7 +23866,6 @@
         </w:rPr>
         <w:t xml:space="preserve"> </w:t>
       </w:r>
-      <w:proofErr w:type="gramStart"/>
       <w:r>
         <w:rPr>
           <w:rFonts w:ascii="Arial MT" w:eastAsia="Arial MT" w:hAnsi="Arial MT" w:cs="Arial MT"/>
@@ -24619,7 +23894,6 @@
         </w:rPr>
         <w:t>award</w:t>
       </w:r>
-      <w:proofErr w:type="gramEnd"/>
       <w:r>
         <w:rPr>
           <w:rFonts w:ascii="Arial MT" w:eastAsia="Arial MT" w:hAnsi="Arial MT" w:cs="Arial MT"/>
@@ -25390,7 +24664,6 @@
         </w:rPr>
         <w:t xml:space="preserve"> </w:t>
       </w:r>
-      <w:proofErr w:type="gramStart"/>
       <w:r>
         <w:rPr>
           <w:rFonts w:ascii="Arial MT" w:eastAsia="Arial MT" w:hAnsi="Arial MT" w:cs="Arial MT"/>
@@ -25400,7 +24673,6 @@
         </w:rPr>
         <w:t>per</w:t>
       </w:r>
-      <w:proofErr w:type="gramEnd"/>
       <w:r>
         <w:rPr>
           <w:rFonts w:ascii="Arial MT" w:eastAsia="Arial MT" w:hAnsi="Arial MT" w:cs="Arial MT"/>
@@ -25677,7 +24949,6 @@
         </w:rPr>
         <w:t xml:space="preserve"> </w:t>
       </w:r>
-      <w:proofErr w:type="gramStart"/>
       <w:r>
         <w:rPr>
           <w:rFonts w:ascii="Arial MT" w:eastAsia="Arial MT" w:hAnsi="Arial MT" w:cs="Arial MT"/>
@@ -25706,7 +24977,6 @@
         </w:rPr>
         <w:t>year</w:t>
       </w:r>
-      <w:proofErr w:type="gramEnd"/>
       <w:r>
         <w:rPr>
           <w:rFonts w:ascii="Arial MT" w:eastAsia="Arial MT" w:hAnsi="Arial MT" w:cs="Arial MT"/>
@@ -28510,25 +27780,7 @@
           <w:sz w:val="16"/>
           <w:szCs w:val="22"/>
         </w:rPr>
-        <w:t xml:space="preserve">limited </w:t>
-      </w:r>
-      <w:proofErr w:type="gramStart"/>
-      <w:r>
-        <w:rPr>
-          <w:rFonts w:ascii="Arial MT" w:eastAsia="Arial MT" w:hAnsi="Arial MT" w:cs="Arial MT"/>
-          <w:sz w:val="16"/>
-          <w:szCs w:val="22"/>
-        </w:rPr>
-        <w:t>to</w:t>
-      </w:r>
-      <w:proofErr w:type="gramEnd"/>
-      <w:r>
-        <w:rPr>
-          <w:rFonts w:ascii="Arial MT" w:eastAsia="Arial MT" w:hAnsi="Arial MT" w:cs="Arial MT"/>
-          <w:sz w:val="16"/>
-          <w:szCs w:val="22"/>
-        </w:rPr>
-        <w:t>, and Mann shall not be liable other than for the direct losses, claims, expenses and damages arising as aforesaid. Mann shall in no event be</w:t>
+        <w:t>limited to, and Mann shall not be liable other than for the direct losses, claims, expenses and damages arising as aforesaid. Mann shall in no event be</w:t>
       </w:r>
       <w:r>
         <w:rPr>
@@ -29311,7 +28563,6 @@
         </w:rPr>
         <w:t xml:space="preserve"> </w:t>
       </w:r>
-      <w:proofErr w:type="gramStart"/>
       <w:r>
         <w:rPr>
           <w:rFonts w:ascii="Arial MT" w:eastAsia="Arial MT" w:hAnsi="Arial MT" w:cs="Arial MT"/>
@@ -29321,7 +28572,6 @@
         </w:rPr>
         <w:t>is</w:t>
       </w:r>
-      <w:proofErr w:type="gramEnd"/>
       <w:r>
         <w:rPr>
           <w:rFonts w:ascii="Arial MT" w:eastAsia="Arial MT" w:hAnsi="Arial MT" w:cs="Arial MT"/>
@@ -35494,27 +34744,7 @@
           <w:sz w:val="16"/>
           <w:szCs w:val="22"/>
         </w:rPr>
-        <w:t xml:space="preserve">Client shall properly dispose of all ballasts, mercury bulb thermostats, used oil, contaminated filters, contaminated absorbents, </w:t>
-      </w:r>
-      <w:proofErr w:type="gramStart"/>
-      <w:r>
-        <w:rPr>
-          <w:rFonts w:ascii="Arial MT" w:eastAsia="Arial MT" w:hAnsi="Arial MT" w:cs="Arial MT"/>
-          <w:w w:val="95"/>
-          <w:sz w:val="16"/>
-          <w:szCs w:val="22"/>
-        </w:rPr>
-        <w:t>refrigerant</w:t>
-      </w:r>
-      <w:proofErr w:type="gramEnd"/>
-      <w:r>
-        <w:rPr>
-          <w:rFonts w:ascii="Arial MT" w:eastAsia="Arial MT" w:hAnsi="Arial MT" w:cs="Arial MT"/>
-          <w:w w:val="95"/>
-          <w:sz w:val="16"/>
-          <w:szCs w:val="22"/>
-        </w:rPr>
-        <w:t xml:space="preserve"> and any</w:t>
+        <w:t>Client shall properly dispose of all ballasts, mercury bulb thermostats, used oil, contaminated filters, contaminated absorbents, refrigerant and any</w:t>
       </w:r>
       <w:r>
         <w:rPr>
@@ -35755,18 +34985,8 @@
           <w:sz w:val="16"/>
           <w:szCs w:val="22"/>
         </w:rPr>
-        <w:t xml:space="preserve">All </w:t>
-      </w:r>
-      <w:proofErr w:type="gramStart"/>
-      <w:r>
-        <w:rPr>
-          <w:rFonts w:ascii="Arial MT" w:eastAsia="Arial MT" w:hAnsi="Arial MT" w:cs="Arial MT"/>
-          <w:sz w:val="16"/>
-          <w:szCs w:val="22"/>
-        </w:rPr>
-        <w:t>web based</w:t>
-      </w:r>
-      <w:proofErr w:type="gramEnd"/>
+        <w:t>All web based</w:t>
+      </w:r>
       <w:r>
         <w:rPr>
           <w:rFonts w:ascii="Arial MT" w:eastAsia="Arial MT" w:hAnsi="Arial MT" w:cs="Arial MT"/>
@@ -36282,7 +35502,6 @@
         </w:rPr>
         <w:t xml:space="preserve"> </w:t>
       </w:r>
-      <w:proofErr w:type="gramStart"/>
       <w:r>
         <w:rPr>
           <w:rFonts w:ascii="Arial MT" w:eastAsia="Arial MT" w:hAnsi="Arial MT" w:cs="Arial MT"/>
@@ -36325,7 +35544,6 @@
         </w:rPr>
         <w:t>to</w:t>
       </w:r>
-      <w:proofErr w:type="gramEnd"/>
       <w:r>
         <w:rPr>
           <w:rFonts w:ascii="Arial MT" w:eastAsia="Arial MT" w:hAnsi="Arial MT" w:cs="Arial MT"/>
@@ -36352,7 +35570,6 @@
         </w:rPr>
         <w:t xml:space="preserve"> </w:t>
       </w:r>
-      <w:proofErr w:type="gramStart"/>
       <w:r>
         <w:rPr>
           <w:rFonts w:ascii="Arial MT" w:eastAsia="Arial MT" w:hAnsi="Arial MT" w:cs="Arial MT"/>
@@ -36378,7 +35595,6 @@
         </w:rPr>
         <w:t>efficiency</w:t>
       </w:r>
-      <w:proofErr w:type="gramEnd"/>
       <w:r>
         <w:rPr>
           <w:rFonts w:ascii="Arial MT" w:eastAsia="Arial MT" w:hAnsi="Arial MT" w:cs="Arial MT"/>
@@ -36800,8 +36016,8 @@
       <w:bookmarkEnd w:id="84"/>
     </w:p>
     <w:sectPr>
-      <w:headerReference w:type="default" r:id="rId19"/>
-      <w:footerReference w:type="default" r:id="rId20"/>
+      <w:headerReference w:type="default" r:id="rId18"/>
+      <w:footerReference w:type="default" r:id="rId19"/>
       <w:pgSz w:w="12240" w:h="15840" w:code="1"/>
       <w:pgMar w:top="1440" w:right="1080" w:bottom="1440" w:left="1080" w:header="941" w:footer="1440" w:gutter="0"/>
       <w:cols w:space="720"/>
@@ -37344,7 +36560,7 @@
               <v:stroke joinstyle="miter"/>
               <v:path gradientshapeok="t" o:connecttype="rect"/>
             </v:shapetype>
-            <v:shape id="Text Box 956282641" o:spid="_x0000_s1033" type="#_x0000_t202" style="position:absolute;margin-left:280.05pt;margin-top:720.2pt;width:296.85pt;height:24.8pt;z-index:-251655680;visibility:visible;mso-wrap-style:square;mso-width-percent:0;mso-height-percent:0;mso-wrap-distance-left:9pt;mso-wrap-distance-top:0;mso-wrap-distance-right:9pt;mso-wrap-distance-bottom:0;mso-position-horizontal:absolute;mso-position-horizontal-relative:page;mso-position-vertical:absolute;mso-position-vertical-relative:page;mso-width-percent:0;mso-height-percent:0;mso-width-relative:page;mso-height-relative:page;v-text-anchor:top" o:gfxdata="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" filled="f" stroked="f">
+            <v:shape id="Text Box 956282641" o:spid="_x0000_s1035" type="#_x0000_t202" style="position:absolute;margin-left:280.05pt;margin-top:720.2pt;width:296.85pt;height:24.8pt;z-index:-251655680;visibility:visible;mso-wrap-style:square;mso-width-percent:0;mso-height-percent:0;mso-wrap-distance-left:9pt;mso-wrap-distance-top:0;mso-wrap-distance-right:9pt;mso-wrap-distance-bottom:0;mso-position-horizontal:absolute;mso-position-horizontal-relative:page;mso-position-vertical:absolute;mso-position-vertical-relative:page;mso-width-percent:0;mso-height-percent:0;mso-width-relative:page;mso-height-relative:page;v-text-anchor:top" o:gfxdata="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" filled="f" stroked="f">
               <v:textbox inset="0,0,0,0">
                 <w:txbxContent>
                   <w:p>
@@ -37607,7 +36823,7 @@
               <v:stroke joinstyle="miter"/>
               <v:path gradientshapeok="t" o:connecttype="rect"/>
             </v:shapetype>
-            <v:shape id="Text Box 1" o:spid="_x0000_s1034" type="#_x0000_t202" style="position:absolute;margin-left:294.8pt;margin-top:720.85pt;width:296.85pt;height:24.8pt;z-index:-251659776;visibility:visible;mso-wrap-style:square;mso-width-percent:0;mso-height-percent:0;mso-wrap-distance-left:9pt;mso-wrap-distance-top:0;mso-wrap-distance-right:9pt;mso-wrap-distance-bottom:0;mso-position-horizontal:absolute;mso-position-horizontal-relative:page;mso-position-vertical:absolute;mso-position-vertical-relative:page;mso-width-percent:0;mso-height-percent:0;mso-width-relative:page;mso-height-relative:page;v-text-anchor:top" o:gfxdata="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" filled="f" stroked="f">
+            <v:shape id="Text Box 1" o:spid="_x0000_s1036" type="#_x0000_t202" style="position:absolute;margin-left:294.8pt;margin-top:720.85pt;width:296.85pt;height:24.8pt;z-index:-251659776;visibility:visible;mso-wrap-style:square;mso-width-percent:0;mso-height-percent:0;mso-wrap-distance-left:9pt;mso-wrap-distance-top:0;mso-wrap-distance-right:9pt;mso-wrap-distance-bottom:0;mso-position-horizontal:absolute;mso-position-horizontal-relative:page;mso-position-vertical:absolute;mso-position-vertical-relative:page;mso-width-percent:0;mso-height-percent:0;mso-width-relative:page;mso-height-relative:page;v-text-anchor:top" o:gfxdata="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" filled="f" stroked="f">
               <v:textbox inset="0,0,0,0">
                 <w:txbxContent>
                   <w:p>
@@ -42589,22 +41805,15 @@
 </file>
 
 <file path=customXml/item1.xml><?xml version="1.0" encoding="utf-8"?>
-<p:properties xmlns:p="http://schemas.microsoft.com/office/2006/metadata/properties" xmlns:xsi="http://www.w3.org/2001/XMLSchema-instance" xmlns:pc="http://schemas.microsoft.com/office/infopath/2007/PartnerControls">
-  <documentManagement>
-    <lcf76f155ced4ddcb4097134ff3c332f xmlns="6475f580-7f4e-4cae-b56f-8fa7ae06a512">
-      <Terms xmlns="http://schemas.microsoft.com/office/infopath/2007/PartnerControls"/>
-    </lcf76f155ced4ddcb4097134ff3c332f>
-    <Effort xmlns="6475f580-7f4e-4cae-b56f-8fa7ae06a512">Enter Choice #1</Effort>
-    <TaxCatchAll xmlns="4071943c-93ae-43f9-958a-6c90c4d5a6e1"/>
-  </documentManagement>
-</p:properties>
+<?mso-contentType ?>
+<FormTemplates xmlns="http://schemas.microsoft.com/sharepoint/v3/contenttype/forms">
+  <Display>DocumentLibraryForm</Display>
+  <Edit>DocumentLibraryForm</Edit>
+  <New>DocumentLibraryForm</New>
+</FormTemplates>
 </file>
 
 <file path=customXml/item2.xml><?xml version="1.0" encoding="utf-8"?>
-<b:Sources xmlns:b="http://schemas.openxmlformats.org/officeDocument/2006/bibliography" xmlns="http://schemas.openxmlformats.org/officeDocument/2006/bibliography" SelectedStyle="\APASixthEditionOfficeOnline.xsl" StyleName="APA" Version="6"/>
-</file>
-
-<file path=customXml/item3.xml><?xml version="1.0" encoding="utf-8"?>
 <ct:contentTypeSchema xmlns:ct="http://schemas.microsoft.com/office/2006/metadata/contentType" xmlns:ma="http://schemas.microsoft.com/office/2006/metadata/properties/metaAttributes" ct:_="" ma:_="" ma:contentTypeName="Document" ma:contentTypeID="0x010100A396C5AF7081544F8A76911B6995F751" ma:contentTypeVersion="17" ma:contentTypeDescription="Create a new document." ma:contentTypeScope="" ma:versionID="ee23b6a84e7c277d6ddd64b9f5fc997c">
   <xsd:schema xmlns:xsd="http://www.w3.org/2001/XMLSchema" xmlns:xs="http://www.w3.org/2001/XMLSchema" xmlns:p="http://schemas.microsoft.com/office/2006/metadata/properties" xmlns:ns2="6475f580-7f4e-4cae-b56f-8fa7ae06a512" xmlns:ns3="4071943c-93ae-43f9-958a-6c90c4d5a6e1" targetNamespace="http://schemas.microsoft.com/office/2006/metadata/properties" ma:root="true" ma:fieldsID="1008af5a509be5d63a13c7ad8a9ea51c" ns2:_="" ns3:_="">
     <xsd:import namespace="6475f580-7f4e-4cae-b56f-8fa7ae06a512"/>
@@ -42855,13 +42064,20 @@
 </ct:contentTypeSchema>
 </file>
 
+<file path=customXml/item3.xml><?xml version="1.0" encoding="utf-8"?>
+<b:Sources xmlns:b="http://schemas.openxmlformats.org/officeDocument/2006/bibliography" xmlns="http://schemas.openxmlformats.org/officeDocument/2006/bibliography" SelectedStyle="\APASixthEditionOfficeOnline.xsl" StyleName="APA" Version="6"/>
+</file>
+
 <file path=customXml/item4.xml><?xml version="1.0" encoding="utf-8"?>
-<?mso-contentType ?>
-<FormTemplates xmlns="http://schemas.microsoft.com/sharepoint/v3/contenttype/forms">
-  <Display>DocumentLibraryForm</Display>
-  <Edit>DocumentLibraryForm</Edit>
-  <New>DocumentLibraryForm</New>
-</FormTemplates>
+<p:properties xmlns:p="http://schemas.microsoft.com/office/2006/metadata/properties" xmlns:xsi="http://www.w3.org/2001/XMLSchema-instance" xmlns:pc="http://schemas.microsoft.com/office/infopath/2007/PartnerControls">
+  <documentManagement>
+    <lcf76f155ced4ddcb4097134ff3c332f xmlns="6475f580-7f4e-4cae-b56f-8fa7ae06a512">
+      <Terms xmlns="http://schemas.microsoft.com/office/infopath/2007/PartnerControls"/>
+    </lcf76f155ced4ddcb4097134ff3c332f>
+    <Effort xmlns="6475f580-7f4e-4cae-b56f-8fa7ae06a512">Enter Choice #1</Effort>
+    <TaxCatchAll xmlns="4071943c-93ae-43f9-958a-6c90c4d5a6e1"/>
+  </documentManagement>
+</p:properties>
 </file>
 
 <file path=customXml/item5.xml><?xml version="1.0" encoding="utf-8"?>
@@ -42869,25 +42085,14 @@
 </file>
 
 <file path=customXml/itemProps1.xml><?xml version="1.0" encoding="utf-8"?>
-<ds:datastoreItem xmlns:ds="http://schemas.openxmlformats.org/officeDocument/2006/customXml" ds:itemID="{CEBBE41C-35BA-4BEC-9DF5-E8B1216B1333}">
+<ds:datastoreItem xmlns:ds="http://schemas.openxmlformats.org/officeDocument/2006/customXml" ds:itemID="{E0995588-4C7A-496B-ABD9-7359C71DBC58}">
   <ds:schemaRefs>
-    <ds:schemaRef ds:uri="http://schemas.microsoft.com/office/2006/metadata/properties"/>
-    <ds:schemaRef ds:uri="http://schemas.microsoft.com/office/infopath/2007/PartnerControls"/>
-    <ds:schemaRef ds:uri="6475f580-7f4e-4cae-b56f-8fa7ae06a512"/>
-    <ds:schemaRef ds:uri="4071943c-93ae-43f9-958a-6c90c4d5a6e1"/>
+    <ds:schemaRef ds:uri="http://schemas.microsoft.com/sharepoint/v3/contenttype/forms"/>
   </ds:schemaRefs>
 </ds:datastoreItem>
 </file>
 
 <file path=customXml/itemProps2.xml><?xml version="1.0" encoding="utf-8"?>
-<ds:datastoreItem xmlns:ds="http://schemas.openxmlformats.org/officeDocument/2006/customXml" ds:itemID="{6D08FA75-A622-4B64-9190-6DA678B45237}">
-  <ds:schemaRefs>
-    <ds:schemaRef ds:uri="http://schemas.openxmlformats.org/officeDocument/2006/bibliography"/>
-  </ds:schemaRefs>
-</ds:datastoreItem>
-</file>
-
-<file path=customXml/itemProps3.xml><?xml version="1.0" encoding="utf-8"?>
 <ds:datastoreItem xmlns:ds="http://schemas.openxmlformats.org/officeDocument/2006/customXml" ds:itemID="{A668AE7E-B4DB-464E-BDBC-983C7880CF3B}">
   <ds:schemaRefs>
     <ds:schemaRef ds:uri="http://schemas.microsoft.com/office/2006/metadata/contentType"/>
@@ -42906,10 +42111,21 @@
 </ds:datastoreItem>
 </file>
 
+<file path=customXml/itemProps3.xml><?xml version="1.0" encoding="utf-8"?>
+<ds:datastoreItem xmlns:ds="http://schemas.openxmlformats.org/officeDocument/2006/customXml" ds:itemID="{6D08FA75-A622-4B64-9190-6DA678B45237}">
+  <ds:schemaRefs>
+    <ds:schemaRef ds:uri="http://schemas.openxmlformats.org/officeDocument/2006/bibliography"/>
+  </ds:schemaRefs>
+</ds:datastoreItem>
+</file>
+
 <file path=customXml/itemProps4.xml><?xml version="1.0" encoding="utf-8"?>
-<ds:datastoreItem xmlns:ds="http://schemas.openxmlformats.org/officeDocument/2006/customXml" ds:itemID="{E0995588-4C7A-496B-ABD9-7359C71DBC58}">
+<ds:datastoreItem xmlns:ds="http://schemas.openxmlformats.org/officeDocument/2006/customXml" ds:itemID="{CEBBE41C-35BA-4BEC-9DF5-E8B1216B1333}">
   <ds:schemaRefs>
-    <ds:schemaRef ds:uri="http://schemas.microsoft.com/sharepoint/v3/contenttype/forms"/>
+    <ds:schemaRef ds:uri="http://schemas.microsoft.com/office/2006/metadata/properties"/>
+    <ds:schemaRef ds:uri="http://schemas.microsoft.com/office/infopath/2007/PartnerControls"/>
+    <ds:schemaRef ds:uri="6475f580-7f4e-4cae-b56f-8fa7ae06a512"/>
+    <ds:schemaRef ds:uri="4071943c-93ae-43f9-958a-6c90c4d5a6e1"/>
   </ds:schemaRefs>
 </ds:datastoreItem>
 </file>
